--- a/src/main/resources/manual.docx
+++ b/src/main/resources/manual.docx
@@ -1,6 +1,6 @@
 
 <file path=word/document.xml><?xml version="1.0" encoding="utf-8"?>
-<w:document xmlns:wpc="http://schemas.microsoft.com/office/word/2010/wordprocessingCanvas" xmlns:cx="http://schemas.microsoft.com/office/drawing/2014/chartex" xmlns:cx1="http://schemas.microsoft.com/office/drawing/2015/9/8/chartex" xmlns:cx2="http://schemas.microsoft.com/office/drawing/2015/10/21/chartex" xmlns:cx3="http://schemas.microsoft.com/office/drawing/2016/5/9/chartex" xmlns:cx4="http://schemas.microsoft.com/office/drawing/2016/5/10/chartex" xmlns:cx5="http://schemas.microsoft.com/office/drawing/2016/5/11/chartex" xmlns:cx6="http://schemas.microsoft.com/office/drawing/2016/5/12/chartex" xmlns:cx7="http://schemas.microsoft.com/office/drawing/2016/5/13/chartex" xmlns:cx8="http://schemas.microsoft.com/office/drawing/2016/5/14/chartex" xmlns:mc="http://schemas.openxmlformats.org/markup-compatibility/2006" xmlns:aink="http://schemas.microsoft.com/office/drawing/2016/ink" xmlns:am3d="http://schemas.microsoft.com/office/drawing/2017/model3d" xmlns:o="urn:schemas-microsoft-com:office:office" xmlns:oel="http://schemas.microsoft.com/office/2019/extlst" xmlns:r="http://schemas.openxmlformats.org/officeDocument/2006/relationships" xmlns:m="http://schemas.openxmlformats.org/officeDocument/2006/math" xmlns:v="urn:schemas-microsoft-com:vml" xmlns:wp14="http://schemas.microsoft.com/office/word/2010/wordprocessingDrawing" xmlns:wp="http://schemas.openxmlformats.org/drawingml/2006/wordprocessingDrawing" xmlns:w10="urn:schemas-microsoft-com:office:word" xmlns:w="http://schemas.openxmlformats.org/wordprocessingml/2006/main" xmlns:w14="http://schemas.microsoft.com/office/word/2010/wordml" xmlns:w15="http://schemas.microsoft.com/office/word/2012/wordml" xmlns:w16cex="http://schemas.microsoft.com/office/word/2018/wordml/cex" xmlns:w16cid="http://schemas.microsoft.com/office/word/2016/wordml/cid" xmlns:w16="http://schemas.microsoft.com/office/word/2018/wordml" xmlns:w16sdtdh="http://schemas.microsoft.com/office/word/2020/wordml/sdtdatahash" xmlns:w16se="http://schemas.microsoft.com/office/word/2015/wordml/symex" xmlns:wpg="http://schemas.microsoft.com/office/word/2010/wordprocessingGroup" xmlns:wpi="http://schemas.microsoft.com/office/word/2010/wordprocessingInk" xmlns:wne="http://schemas.microsoft.com/office/word/2006/wordml" xmlns:wps="http://schemas.microsoft.com/office/word/2010/wordprocessingShape" mc:Ignorable="w14 w15 w16se w16cid w16 w16cex w16sdtdh wp14">
+<w:document xmlns:wpc="http://schemas.microsoft.com/office/word/2010/wordprocessingCanvas" xmlns:cx="http://schemas.microsoft.com/office/drawing/2014/chartex" xmlns:cx1="http://schemas.microsoft.com/office/drawing/2015/9/8/chartex" xmlns:cx2="http://schemas.microsoft.com/office/drawing/2015/10/21/chartex" xmlns:cx3="http://schemas.microsoft.com/office/drawing/2016/5/9/chartex" xmlns:cx4="http://schemas.microsoft.com/office/drawing/2016/5/10/chartex" xmlns:cx5="http://schemas.microsoft.com/office/drawing/2016/5/11/chartex" xmlns:cx6="http://schemas.microsoft.com/office/drawing/2016/5/12/chartex" xmlns:cx7="http://schemas.microsoft.com/office/drawing/2016/5/13/chartex" xmlns:cx8="http://schemas.microsoft.com/office/drawing/2016/5/14/chartex" xmlns:mc="http://schemas.openxmlformats.org/markup-compatibility/2006" xmlns:aink="http://schemas.microsoft.com/office/drawing/2016/ink" xmlns:am3d="http://schemas.microsoft.com/office/drawing/2017/model3d" xmlns:o="urn:schemas-microsoft-com:office:office" xmlns:oel="http://schemas.microsoft.com/office/2019/extlst" xmlns:r="http://schemas.openxmlformats.org/officeDocument/2006/relationships" xmlns:m="http://schemas.openxmlformats.org/officeDocument/2006/math" xmlns:v="urn:schemas-microsoft-com:vml" xmlns:wp14="http://schemas.microsoft.com/office/word/2010/wordprocessingDrawing" xmlns:wp="http://schemas.openxmlformats.org/drawingml/2006/wordprocessingDrawing" xmlns:w10="urn:schemas-microsoft-com:office:word" xmlns:w="http://schemas.openxmlformats.org/wordprocessingml/2006/main" xmlns:w14="http://schemas.microsoft.com/office/word/2010/wordml" xmlns:w15="http://schemas.microsoft.com/office/word/2012/wordml" xmlns:w16cex="http://schemas.microsoft.com/office/word/2018/wordml/cex" xmlns:w16cid="http://schemas.microsoft.com/office/word/2016/wordml/cid" xmlns:w16="http://schemas.microsoft.com/office/word/2018/wordml" xmlns:w16du="http://schemas.microsoft.com/office/word/2023/wordml/word16du" xmlns:w16sdtdh="http://schemas.microsoft.com/office/word/2020/wordml/sdtdatahash" xmlns:w16sdtfl="http://schemas.microsoft.com/office/word/2024/wordml/sdtformatlock" xmlns:w16se="http://schemas.microsoft.com/office/word/2015/wordml/symex" xmlns:wpg="http://schemas.microsoft.com/office/word/2010/wordprocessingGroup" xmlns:wpi="http://schemas.microsoft.com/office/word/2010/wordprocessingInk" xmlns:wne="http://schemas.microsoft.com/office/word/2006/wordml" xmlns:wps="http://schemas.microsoft.com/office/word/2010/wordprocessingShape" mc:Ignorable="w14 w15 w16se w16cid w16 w16cex w16sdtdh w16sdtfl w16du wp14">
   <w:body>
     <w:p>
       <w:pPr>
@@ -9,6 +9,7 @@
           <w:rFonts w:ascii="Times New Roman" w:hAnsi="Times New Roman" w:cs="Times New Roman"/>
           <w:sz w:val="28"/>
           <w:szCs w:val="28"/>
+          <w:lang w:val="en-US"/>
         </w:rPr>
       </w:pPr>
       <w:r>
@@ -20,6 +21,42 @@
           <w:szCs w:val="52"/>
         </w:rPr>
         <w:t>Руководство пользователя</w:t>
+      </w:r>
+      <w:r>
+        <w:rPr>
+          <w:rFonts w:ascii="Times New Roman" w:hAnsi="Times New Roman" w:cs="Times New Roman"/>
+          <w:b/>
+          <w:bCs/>
+          <w:sz w:val="52"/>
+          <w:szCs w:val="52"/>
+        </w:rPr>
+        <w:t xml:space="preserve"> </w:t>
+      </w:r>
+      <w:r>
+        <w:rPr>
+          <w:rFonts w:ascii="Times New Roman" w:hAnsi="Times New Roman" w:cs="Times New Roman"/>
+          <w:sz w:val="24"/>
+          <w:szCs w:val="24"/>
+          <w:lang w:val="en-US"/>
+        </w:rPr>
+        <w:t>(</w:t>
+      </w:r>
+      <w:r>
+        <w:rPr>
+          <w:rFonts w:ascii="Times New Roman" w:hAnsi="Times New Roman" w:cs="Times New Roman"/>
+          <w:sz w:val="24"/>
+          <w:szCs w:val="24"/>
+        </w:rPr>
+        <w:t>20.03.2026</w:t>
+      </w:r>
+      <w:r>
+        <w:rPr>
+          <w:rFonts w:ascii="Times New Roman" w:hAnsi="Times New Roman" w:cs="Times New Roman"/>
+          <w:sz w:val="24"/>
+          <w:szCs w:val="24"/>
+          <w:lang w:val="en-US"/>
+        </w:rPr>
+        <w:t>)</w:t>
       </w:r>
     </w:p>
     <w:p>
@@ -191,20 +228,6 @@
     </w:p>
     <w:p>
       <w:pPr>
-        <w:ind w:firstLine="709"/>
-        <w:jc w:val="both"/>
-        <w:rPr>
-          <w:rFonts w:ascii="Times New Roman" w:hAnsi="Times New Roman" w:cs="Times New Roman"/>
-          <w:b/>
-          <w:bCs/>
-          <w:color w:val="2F5496" w:themeColor="accent1" w:themeShade="BF"/>
-          <w:sz w:val="16"/>
-          <w:szCs w:val="16"/>
-        </w:rPr>
-      </w:pPr>
-    </w:p>
-    <w:p>
-      <w:pPr>
         <w:jc w:val="both"/>
         <w:rPr>
           <w:rFonts w:ascii="Times New Roman" w:hAnsi="Times New Roman" w:cs="Times New Roman"/>
@@ -266,7 +289,26 @@
           <w:sz w:val="28"/>
           <w:szCs w:val="28"/>
         </w:rPr>
-        <w:t>откроется демо-</w:t>
+        <w:t xml:space="preserve">откроется </w:t>
+      </w:r>
+      <w:r>
+        <w:rPr>
+          <w:rFonts w:ascii="Times New Roman" w:hAnsi="Times New Roman" w:cs="Times New Roman"/>
+          <w:b/>
+          <w:bCs/>
+          <w:color w:val="EE0000"/>
+          <w:sz w:val="28"/>
+          <w:szCs w:val="28"/>
+        </w:rPr>
+        <w:t>демо</w:t>
+      </w:r>
+      <w:r>
+        <w:rPr>
+          <w:rFonts w:ascii="Times New Roman" w:hAnsi="Times New Roman" w:cs="Times New Roman"/>
+          <w:sz w:val="28"/>
+          <w:szCs w:val="28"/>
+        </w:rPr>
+        <w:t>-</w:t>
       </w:r>
       <w:r>
         <w:rPr>
@@ -282,39 +324,115 @@
           <w:sz w:val="28"/>
           <w:szCs w:val="28"/>
         </w:rPr>
-        <w:t xml:space="preserve"> </w:t>
-      </w:r>
-      <w:r>
-        <w:rPr>
-          <w:rFonts w:ascii="Times New Roman" w:hAnsi="Times New Roman" w:cs="Times New Roman"/>
-          <w:sz w:val="28"/>
-          <w:szCs w:val="28"/>
-        </w:rPr>
-        <w:t>(</w:t>
-      </w:r>
-      <w:r>
-        <w:rPr>
-          <w:rFonts w:ascii="Times New Roman" w:hAnsi="Times New Roman" w:cs="Times New Roman"/>
-          <w:sz w:val="28"/>
-          <w:szCs w:val="28"/>
-        </w:rPr>
-        <w:t>язык интерфейса по умолчанию - английский</w:t>
-      </w:r>
-      <w:r>
-        <w:rPr>
-          <w:rFonts w:ascii="Times New Roman" w:hAnsi="Times New Roman" w:cs="Times New Roman"/>
-          <w:sz w:val="28"/>
-          <w:szCs w:val="28"/>
-        </w:rPr>
-        <w:t>)</w:t>
-      </w:r>
-      <w:r>
-        <w:rPr>
-          <w:rFonts w:ascii="Times New Roman" w:hAnsi="Times New Roman" w:cs="Times New Roman"/>
-          <w:sz w:val="28"/>
-          <w:szCs w:val="28"/>
-        </w:rPr>
-        <w:t>:</w:t>
+        <w:t xml:space="preserve"> с английским интерфейсом</w:t>
+      </w:r>
+      <w:r>
+        <w:rPr>
+          <w:rFonts w:ascii="Times New Roman" w:hAnsi="Times New Roman" w:cs="Times New Roman"/>
+          <w:sz w:val="28"/>
+          <w:szCs w:val="28"/>
+        </w:rPr>
+        <w:t xml:space="preserve"> </w:t>
+      </w:r>
+      <w:r>
+        <w:rPr>
+          <w:rFonts w:ascii="Times New Roman" w:hAnsi="Times New Roman" w:cs="Times New Roman"/>
+          <w:sz w:val="28"/>
+          <w:szCs w:val="28"/>
+        </w:rPr>
+        <w:t xml:space="preserve">(язык меняется в </w:t>
+      </w:r>
+      <w:r>
+        <w:rPr>
+          <w:rFonts w:ascii="Times New Roman" w:hAnsi="Times New Roman" w:cs="Times New Roman"/>
+          <w:sz w:val="28"/>
+          <w:szCs w:val="28"/>
+          <w:lang w:val="en-US"/>
+        </w:rPr>
+        <w:t>File</w:t>
+      </w:r>
+      <w:r>
+        <w:rPr>
+          <w:rFonts w:ascii="Times New Roman" w:hAnsi="Times New Roman" w:cs="Times New Roman"/>
+          <w:sz w:val="28"/>
+          <w:szCs w:val="28"/>
+        </w:rPr>
+        <w:t xml:space="preserve"> </w:t>
+      </w:r>
+      <w:r>
+        <w:rPr>
+          <w:rFonts w:ascii="Times New Roman" w:hAnsi="Times New Roman" w:cs="Times New Roman"/>
+          <w:sz w:val="28"/>
+          <w:szCs w:val="28"/>
+          <w:lang w:val="en-US"/>
+        </w:rPr>
+        <w:sym w:font="Wingdings" w:char="F0E0"/>
+      </w:r>
+      <w:r>
+        <w:rPr>
+          <w:rFonts w:ascii="Times New Roman" w:hAnsi="Times New Roman" w:cs="Times New Roman"/>
+          <w:sz w:val="28"/>
+          <w:szCs w:val="28"/>
+        </w:rPr>
+        <w:t xml:space="preserve"> </w:t>
+      </w:r>
+      <w:r>
+        <w:rPr>
+          <w:rFonts w:ascii="Times New Roman" w:hAnsi="Times New Roman" w:cs="Times New Roman"/>
+          <w:sz w:val="28"/>
+          <w:szCs w:val="28"/>
+          <w:lang w:val="en-US"/>
+        </w:rPr>
+        <w:t>Settings</w:t>
+      </w:r>
+      <w:r>
+        <w:rPr>
+          <w:rFonts w:ascii="Times New Roman" w:hAnsi="Times New Roman" w:cs="Times New Roman"/>
+          <w:sz w:val="28"/>
+          <w:szCs w:val="28"/>
+        </w:rPr>
+        <w:t>).</w:t>
+      </w:r>
+      <w:r>
+        <w:rPr>
+          <w:rFonts w:ascii="Times New Roman" w:hAnsi="Times New Roman" w:cs="Times New Roman"/>
+          <w:sz w:val="28"/>
+          <w:szCs w:val="28"/>
+        </w:rPr>
+        <w:t xml:space="preserve"> </w:t>
+      </w:r>
+      <w:r>
+        <w:rPr>
+          <w:rFonts w:ascii="Times New Roman" w:hAnsi="Times New Roman" w:cs="Times New Roman"/>
+          <w:sz w:val="28"/>
+          <w:szCs w:val="28"/>
+        </w:rPr>
+        <w:t>А</w:t>
+      </w:r>
+      <w:r>
+        <w:rPr>
+          <w:rFonts w:ascii="Times New Roman" w:hAnsi="Times New Roman" w:cs="Times New Roman"/>
+          <w:sz w:val="28"/>
+          <w:szCs w:val="28"/>
+        </w:rPr>
+        <w:t xml:space="preserve">ссистента можно выключить галочкой или включить в меню </w:t>
+      </w:r>
+      <w:r>
+        <w:rPr>
+          <w:rFonts w:ascii="Times New Roman" w:hAnsi="Times New Roman" w:cs="Times New Roman"/>
+          <w:sz w:val="28"/>
+          <w:szCs w:val="28"/>
+          <w:lang w:val="en-US"/>
+        </w:rPr>
+        <w:t>Help</w:t>
+      </w:r>
+      <w:r>
+        <w:rPr>
+          <w:rFonts w:ascii="Times New Roman" w:hAnsi="Times New Roman" w:cs="Times New Roman"/>
+          <w:sz w:val="28"/>
+          <w:szCs w:val="28"/>
+        </w:rPr>
+        <w:t>.</w:t>
       </w:r>
     </w:p>
     <w:p>
@@ -331,10 +449,10 @@
           <w:noProof/>
         </w:rPr>
         <w:drawing>
-          <wp:inline distT="0" distB="0" distL="0" distR="0" wp14:anchorId="2BEBB44C" wp14:editId="16924577">
-            <wp:extent cx="6627574" cy="1960473"/>
-            <wp:effectExtent l="0" t="0" r="1905" b="1905"/>
-            <wp:docPr id="869741322" name="Рисунок 1"/>
+          <wp:inline distT="0" distB="0" distL="0" distR="0" wp14:anchorId="70C1D138" wp14:editId="23F3A361">
+            <wp:extent cx="6661150" cy="2628265"/>
+            <wp:effectExtent l="0" t="0" r="6350" b="635"/>
+            <wp:docPr id="1169415552" name="Рисунок 1"/>
             <wp:cNvGraphicFramePr>
               <a:graphicFrameLocks xmlns:a="http://schemas.openxmlformats.org/drawingml/2006/main" noChangeAspect="1"/>
             </wp:cNvGraphicFramePr>
@@ -342,7 +460,7 @@
               <a:graphicData uri="http://schemas.openxmlformats.org/drawingml/2006/picture">
                 <pic:pic xmlns:pic="http://schemas.openxmlformats.org/drawingml/2006/picture">
                   <pic:nvPicPr>
-                    <pic:cNvPr id="869741322" name=""/>
+                    <pic:cNvPr id="1169415552" name=""/>
                     <pic:cNvPicPr/>
                   </pic:nvPicPr>
                   <pic:blipFill>
@@ -354,7 +472,7 @@
                   <pic:spPr>
                     <a:xfrm>
                       <a:off x="0" y="0"/>
-                      <a:ext cx="6706835" cy="1983919"/>
+                      <a:ext cx="6661150" cy="2628265"/>
                     </a:xfrm>
                     <a:prstGeom prst="rect">
                       <a:avLst/>
@@ -374,27 +492,54 @@
           <w:rFonts w:ascii="Times New Roman" w:hAnsi="Times New Roman" w:cs="Times New Roman"/>
           <w:sz w:val="28"/>
           <w:szCs w:val="28"/>
-        </w:rPr>
-      </w:pPr>
-      <w:r>
-        <w:rPr>
-          <w:rFonts w:ascii="Times New Roman" w:hAnsi="Times New Roman" w:cs="Times New Roman"/>
-          <w:sz w:val="28"/>
-          <w:szCs w:val="28"/>
-        </w:rPr>
-        <w:t xml:space="preserve">Для </w:t>
-      </w:r>
-      <w:r>
-        <w:rPr>
-          <w:rFonts w:ascii="Times New Roman" w:hAnsi="Times New Roman" w:cs="Times New Roman"/>
-          <w:sz w:val="28"/>
-          <w:szCs w:val="28"/>
-        </w:rPr>
-        <w:t xml:space="preserve">создания </w:t>
-      </w:r>
-      <w:r>
-        <w:rPr>
-          <w:rFonts w:ascii="Times New Roman" w:hAnsi="Times New Roman" w:cs="Times New Roman"/>
+          <w:lang w:val="en-US"/>
+        </w:rPr>
+      </w:pPr>
+      <w:r>
+        <w:rPr>
+          <w:rFonts w:ascii="Times New Roman" w:hAnsi="Times New Roman" w:cs="Times New Roman"/>
+          <w:b/>
+          <w:bCs/>
+          <w:sz w:val="28"/>
+          <w:szCs w:val="28"/>
+        </w:rPr>
+        <w:t>С</w:t>
+      </w:r>
+      <w:r>
+        <w:rPr>
+          <w:rFonts w:ascii="Times New Roman" w:hAnsi="Times New Roman" w:cs="Times New Roman"/>
+          <w:b/>
+          <w:bCs/>
+          <w:sz w:val="28"/>
+          <w:szCs w:val="28"/>
+        </w:rPr>
+        <w:t>озда</w:t>
+      </w:r>
+      <w:r>
+        <w:rPr>
+          <w:rFonts w:ascii="Times New Roman" w:hAnsi="Times New Roman" w:cs="Times New Roman"/>
+          <w:b/>
+          <w:bCs/>
+          <w:sz w:val="28"/>
+          <w:szCs w:val="28"/>
+        </w:rPr>
+        <w:t>йте</w:t>
+      </w:r>
+      <w:r>
+        <w:rPr>
+          <w:rFonts w:ascii="Times New Roman" w:hAnsi="Times New Roman" w:cs="Times New Roman"/>
+          <w:b/>
+          <w:bCs/>
+          <w:sz w:val="28"/>
+          <w:szCs w:val="28"/>
+        </w:rPr>
+        <w:t xml:space="preserve"> </w:t>
+      </w:r>
+      <w:r>
+        <w:rPr>
+          <w:rFonts w:ascii="Times New Roman" w:hAnsi="Times New Roman" w:cs="Times New Roman"/>
+          <w:b/>
+          <w:bCs/>
           <w:sz w:val="28"/>
           <w:szCs w:val="28"/>
         </w:rPr>
@@ -403,6 +548,8 @@
       <w:r>
         <w:rPr>
           <w:rFonts w:ascii="Times New Roman" w:hAnsi="Times New Roman" w:cs="Times New Roman"/>
+          <w:b/>
+          <w:bCs/>
           <w:sz w:val="28"/>
           <w:szCs w:val="28"/>
         </w:rPr>
@@ -411,6 +558,16 @@
       <w:r>
         <w:rPr>
           <w:rFonts w:ascii="Times New Roman" w:hAnsi="Times New Roman" w:cs="Times New Roman"/>
+          <w:b/>
+          <w:bCs/>
+          <w:sz w:val="28"/>
+          <w:szCs w:val="28"/>
+        </w:rPr>
+        <w:t xml:space="preserve"> -</w:t>
+      </w:r>
+      <w:r>
+        <w:rPr>
+          <w:rFonts w:ascii="Times New Roman" w:hAnsi="Times New Roman" w:cs="Times New Roman"/>
           <w:sz w:val="28"/>
           <w:szCs w:val="28"/>
         </w:rPr>
@@ -422,57 +579,89 @@
           <w:sz w:val="28"/>
           <w:szCs w:val="28"/>
         </w:rPr>
-        <w:t>на имя текущего пользователя</w:t>
-      </w:r>
-    </w:p>
-    <w:p>
-      <w:pPr>
-        <w:jc w:val="both"/>
-        <w:rPr>
-          <w:rFonts w:ascii="Times New Roman" w:hAnsi="Times New Roman" w:cs="Times New Roman"/>
-          <w:sz w:val="28"/>
-          <w:szCs w:val="28"/>
-        </w:rPr>
-      </w:pPr>
-      <w:r>
-        <w:rPr>
-          <w:noProof/>
-        </w:rPr>
-        <w:drawing>
-          <wp:inline distT="0" distB="0" distL="0" distR="0" wp14:anchorId="0FE3730D" wp14:editId="58E4CD72">
-            <wp:extent cx="2216506" cy="685889"/>
-            <wp:effectExtent l="0" t="0" r="0" b="0"/>
-            <wp:docPr id="1301181400" name="Рисунок 1"/>
-            <wp:cNvGraphicFramePr>
-              <a:graphicFrameLocks xmlns:a="http://schemas.openxmlformats.org/drawingml/2006/main" noChangeAspect="1"/>
-            </wp:cNvGraphicFramePr>
-            <a:graphic xmlns:a="http://schemas.openxmlformats.org/drawingml/2006/main">
-              <a:graphicData uri="http://schemas.openxmlformats.org/drawingml/2006/picture">
-                <pic:pic xmlns:pic="http://schemas.openxmlformats.org/drawingml/2006/picture">
-                  <pic:nvPicPr>
-                    <pic:cNvPr id="1301181400" name=""/>
-                    <pic:cNvPicPr/>
-                  </pic:nvPicPr>
-                  <pic:blipFill>
-                    <a:blip r:embed="rId7"/>
-                    <a:stretch>
-                      <a:fillRect/>
-                    </a:stretch>
-                  </pic:blipFill>
-                  <pic:spPr>
-                    <a:xfrm>
-                      <a:off x="0" y="0"/>
-                      <a:ext cx="2232153" cy="690731"/>
-                    </a:xfrm>
-                    <a:prstGeom prst="rect">
-                      <a:avLst/>
-                    </a:prstGeom>
-                  </pic:spPr>
-                </pic:pic>
-              </a:graphicData>
-            </a:graphic>
-          </wp:inline>
-        </w:drawing>
+        <w:t xml:space="preserve">на </w:t>
+      </w:r>
+      <w:r>
+        <w:rPr>
+          <w:rFonts w:ascii="Times New Roman" w:hAnsi="Times New Roman" w:cs="Times New Roman"/>
+          <w:b/>
+          <w:bCs/>
+          <w:sz w:val="28"/>
+          <w:szCs w:val="28"/>
+          <w:lang w:val="en-US"/>
+        </w:rPr>
+        <w:t>PRESS</w:t>
+      </w:r>
+      <w:r>
+        <w:rPr>
+          <w:rFonts w:ascii="Times New Roman" w:hAnsi="Times New Roman" w:cs="Times New Roman"/>
+          <w:b/>
+          <w:bCs/>
+          <w:sz w:val="28"/>
+          <w:szCs w:val="28"/>
+        </w:rPr>
+        <w:t xml:space="preserve"> </w:t>
+      </w:r>
+      <w:r>
+        <w:rPr>
+          <w:rFonts w:ascii="Times New Roman" w:hAnsi="Times New Roman" w:cs="Times New Roman"/>
+          <w:b/>
+          <w:bCs/>
+          <w:sz w:val="28"/>
+          <w:szCs w:val="28"/>
+          <w:lang w:val="en-US"/>
+        </w:rPr>
+        <w:t>TO</w:t>
+      </w:r>
+      <w:r>
+        <w:rPr>
+          <w:rFonts w:ascii="Times New Roman" w:hAnsi="Times New Roman" w:cs="Times New Roman"/>
+          <w:b/>
+          <w:bCs/>
+          <w:sz w:val="28"/>
+          <w:szCs w:val="28"/>
+        </w:rPr>
+        <w:t xml:space="preserve"> </w:t>
+      </w:r>
+      <w:r>
+        <w:rPr>
+          <w:rFonts w:ascii="Times New Roman" w:hAnsi="Times New Roman" w:cs="Times New Roman"/>
+          <w:b/>
+          <w:bCs/>
+          <w:sz w:val="28"/>
+          <w:szCs w:val="28"/>
+          <w:lang w:val="en-US"/>
+        </w:rPr>
+        <w:t>CREATE</w:t>
+      </w:r>
+      <w:r>
+        <w:rPr>
+          <w:rFonts w:ascii="Times New Roman" w:hAnsi="Times New Roman" w:cs="Times New Roman"/>
+          <w:b/>
+          <w:bCs/>
+          <w:sz w:val="28"/>
+          <w:szCs w:val="28"/>
+        </w:rPr>
+        <w:t xml:space="preserve"> </w:t>
+      </w:r>
+      <w:r>
+        <w:rPr>
+          <w:rFonts w:ascii="Times New Roman" w:hAnsi="Times New Roman" w:cs="Times New Roman"/>
+          <w:b/>
+          <w:bCs/>
+          <w:sz w:val="28"/>
+          <w:szCs w:val="28"/>
+          <w:lang w:val="en-US"/>
+        </w:rPr>
+        <w:t>USER</w:t>
+      </w:r>
+      <w:r>
+        <w:rPr>
+          <w:rFonts w:ascii="Times New Roman" w:hAnsi="Times New Roman" w:cs="Times New Roman"/>
+          <w:sz w:val="28"/>
+          <w:szCs w:val="28"/>
+        </w:rPr>
+        <w:t>.</w:t>
       </w:r>
     </w:p>
     <w:p>
@@ -532,7 +721,7 @@
                     </pic:cNvPicPr>
                   </pic:nvPicPr>
                   <pic:blipFill>
-                    <a:blip r:embed="rId8">
+                    <a:blip r:embed="rId7">
                       <a:extLst>
                         <a:ext uri="{28A0092B-C50C-407E-A947-70E740481C1C}">
                           <a14:useLocalDpi xmlns:a14="http://schemas.microsoft.com/office/drawing/2010/main" val="0"/>
@@ -675,7 +864,51 @@
           <w:sz w:val="28"/>
           <w:szCs w:val="28"/>
         </w:rPr>
-        <w:t>Поле с паролем может быть пустым.</w:t>
+        <w:br/>
+      </w:r>
+      <w:r>
+        <w:rPr>
+          <w:rFonts w:ascii="Times New Roman" w:hAnsi="Times New Roman" w:cs="Times New Roman"/>
+          <w:sz w:val="28"/>
+          <w:szCs w:val="28"/>
+        </w:rPr>
+        <w:t xml:space="preserve">Поле с </w:t>
+      </w:r>
+      <w:r>
+        <w:rPr>
+          <w:rFonts w:ascii="Times New Roman" w:hAnsi="Times New Roman" w:cs="Times New Roman"/>
+          <w:b/>
+          <w:bCs/>
+          <w:sz w:val="28"/>
+          <w:szCs w:val="28"/>
+        </w:rPr>
+        <w:t>паролем</w:t>
+      </w:r>
+      <w:r>
+        <w:rPr>
+          <w:rFonts w:ascii="Times New Roman" w:hAnsi="Times New Roman" w:cs="Times New Roman"/>
+          <w:sz w:val="28"/>
+          <w:szCs w:val="28"/>
+        </w:rPr>
+        <w:t xml:space="preserve"> может быть </w:t>
+      </w:r>
+      <w:r>
+        <w:rPr>
+          <w:rFonts w:ascii="Times New Roman" w:hAnsi="Times New Roman" w:cs="Times New Roman"/>
+          <w:b/>
+          <w:bCs/>
+          <w:sz w:val="28"/>
+          <w:szCs w:val="28"/>
+        </w:rPr>
+        <w:t>пустым</w:t>
+      </w:r>
+      <w:r>
+        <w:rPr>
+          <w:rFonts w:ascii="Times New Roman" w:hAnsi="Times New Roman" w:cs="Times New Roman"/>
+          <w:sz w:val="28"/>
+          <w:szCs w:val="28"/>
+        </w:rPr>
+        <w:t>.</w:t>
       </w:r>
       <w:r>
         <w:rPr>
@@ -723,6 +956,7 @@
           <w:rFonts w:ascii="Times New Roman" w:hAnsi="Times New Roman" w:cs="Times New Roman"/>
           <w:sz w:val="28"/>
           <w:szCs w:val="28"/>
+          <w:lang w:val="en-US"/>
         </w:rPr>
       </w:pPr>
       <w:r>
@@ -746,10 +980,20 @@
       <w:r>
         <w:rPr>
           <w:rFonts w:ascii="Times New Roman" w:hAnsi="Times New Roman" w:cs="Times New Roman"/>
-          <w:sz w:val="28"/>
-          <w:szCs w:val="28"/>
-        </w:rPr>
-        <w:t xml:space="preserve">Список стран источников </w:t>
+          <w:b/>
+          <w:bCs/>
+          <w:sz w:val="28"/>
+          <w:szCs w:val="28"/>
+        </w:rPr>
+        <w:t>Список стран</w:t>
+      </w:r>
+      <w:r>
+        <w:rPr>
+          <w:rFonts w:ascii="Times New Roman" w:hAnsi="Times New Roman" w:cs="Times New Roman"/>
+          <w:sz w:val="28"/>
+          <w:szCs w:val="28"/>
+        </w:rPr>
+        <w:t xml:space="preserve"> источников </w:t>
       </w:r>
       <w:r>
         <w:rPr>
@@ -766,7 +1010,7 @@
           <w:sz w:val="28"/>
           <w:szCs w:val="28"/>
         </w:rPr>
-        <w:t xml:space="preserve"> расширяется. Сейчас он такой:</w:t>
+        <w:t xml:space="preserve"> расширяется:</w:t>
       </w:r>
     </w:p>
     <w:p>
@@ -798,7 +1042,7 @@
                     <pic:cNvPicPr/>
                   </pic:nvPicPr>
                   <pic:blipFill>
-                    <a:blip r:embed="rId9"/>
+                    <a:blip r:embed="rId8"/>
                     <a:stretch>
                       <a:fillRect/>
                     </a:stretch>
@@ -821,16 +1065,6 @@
     </w:p>
     <w:p>
       <w:pPr>
-        <w:jc w:val="both"/>
-        <w:rPr>
-          <w:rFonts w:ascii="Times New Roman" w:hAnsi="Times New Roman" w:cs="Times New Roman"/>
-          <w:sz w:val="28"/>
-          <w:szCs w:val="28"/>
-        </w:rPr>
-      </w:pPr>
-    </w:p>
-    <w:p>
-      <w:pPr>
         <w:jc w:val="center"/>
         <w:rPr>
           <w:rFonts w:ascii="Times New Roman" w:hAnsi="Times New Roman" w:cs="Times New Roman"/>
@@ -840,7 +1074,10 @@
           <w:szCs w:val="40"/>
         </w:rPr>
       </w:pPr>
-      <w:r>
+    </w:p>
+    <w:p>
+      <w:pPr>
+        <w:jc w:val="center"/>
         <w:rPr>
           <w:rFonts w:ascii="Times New Roman" w:hAnsi="Times New Roman" w:cs="Times New Roman"/>
           <w:b/>
@@ -848,6 +1085,27 @@
           <w:sz w:val="40"/>
           <w:szCs w:val="40"/>
         </w:rPr>
+      </w:pPr>
+    </w:p>
+    <w:p>
+      <w:pPr>
+        <w:jc w:val="center"/>
+        <w:rPr>
+          <w:rFonts w:ascii="Times New Roman" w:hAnsi="Times New Roman" w:cs="Times New Roman"/>
+          <w:b/>
+          <w:bCs/>
+          <w:sz w:val="40"/>
+          <w:szCs w:val="40"/>
+        </w:rPr>
+      </w:pPr>
+      <w:r>
+        <w:rPr>
+          <w:rFonts w:ascii="Times New Roman" w:hAnsi="Times New Roman" w:cs="Times New Roman"/>
+          <w:b/>
+          <w:bCs/>
+          <w:sz w:val="40"/>
+          <w:szCs w:val="40"/>
+        </w:rPr>
         <w:lastRenderedPageBreak/>
         <w:t>И</w:t>
       </w:r>
@@ -904,18 +1162,247 @@
       <w:r>
         <w:rPr>
           <w:rFonts w:ascii="Times New Roman" w:hAnsi="Times New Roman" w:cs="Times New Roman"/>
-          <w:sz w:val="28"/>
-          <w:szCs w:val="28"/>
-        </w:rPr>
-        <w:t xml:space="preserve"> Поиск по введённому слову</w:t>
-      </w:r>
-      <w:r>
-        <w:rPr>
-          <w:rFonts w:ascii="Times New Roman" w:hAnsi="Times New Roman" w:cs="Times New Roman"/>
-          <w:sz w:val="28"/>
-          <w:szCs w:val="28"/>
-        </w:rPr>
-        <w:t xml:space="preserve"> (без отсева заголовков)</w:t>
+          <w:b/>
+          <w:bCs/>
+          <w:sz w:val="28"/>
+          <w:szCs w:val="28"/>
+        </w:rPr>
+        <w:t xml:space="preserve"> Загрузка и поиск в архиве</w:t>
+      </w:r>
+    </w:p>
+    <w:p>
+      <w:pPr>
+        <w:jc w:val="both"/>
+        <w:rPr>
+          <w:rFonts w:ascii="Times New Roman" w:hAnsi="Times New Roman" w:cs="Times New Roman"/>
+          <w:sz w:val="28"/>
+          <w:szCs w:val="28"/>
+        </w:rPr>
+      </w:pPr>
+      <w:r>
+        <w:rPr>
+          <w:rFonts w:ascii="Times New Roman" w:hAnsi="Times New Roman" w:cs="Times New Roman"/>
+          <w:b/>
+          <w:bCs/>
+          <w:sz w:val="28"/>
+          <w:szCs w:val="28"/>
+          <w:u w:val="single"/>
+        </w:rPr>
+        <w:t>Загрузка актуальных новостей</w:t>
+      </w:r>
+      <w:r>
+        <w:rPr>
+          <w:rFonts w:ascii="Times New Roman" w:hAnsi="Times New Roman" w:cs="Times New Roman"/>
+          <w:sz w:val="28"/>
+          <w:szCs w:val="28"/>
+        </w:rPr>
+        <w:t xml:space="preserve"> с удалением</w:t>
+      </w:r>
+      <w:r>
+        <w:rPr>
+          <w:rFonts w:ascii="Times New Roman" w:hAnsi="Times New Roman" w:cs="Times New Roman"/>
+          <w:sz w:val="28"/>
+          <w:szCs w:val="28"/>
+        </w:rPr>
+        <w:t xml:space="preserve"> из показа</w:t>
+      </w:r>
+      <w:r>
+        <w:rPr>
+          <w:rFonts w:ascii="Times New Roman" w:hAnsi="Times New Roman" w:cs="Times New Roman"/>
+          <w:sz w:val="28"/>
+          <w:szCs w:val="28"/>
+        </w:rPr>
+        <w:t xml:space="preserve"> заголовков, содержащих слова-исключения</w:t>
+      </w:r>
+      <w:r>
+        <w:rPr>
+          <w:rFonts w:ascii="Times New Roman" w:hAnsi="Times New Roman" w:cs="Times New Roman"/>
+          <w:sz w:val="28"/>
+          <w:szCs w:val="28"/>
+        </w:rPr>
+        <w:t>, п</w:t>
+      </w:r>
+      <w:r>
+        <w:rPr>
+          <w:rFonts w:ascii="Times New Roman" w:hAnsi="Times New Roman" w:cs="Times New Roman"/>
+          <w:sz w:val="28"/>
+          <w:szCs w:val="28"/>
+        </w:rPr>
+        <w:t xml:space="preserve">ри этом </w:t>
+      </w:r>
+      <w:r>
+        <w:rPr>
+          <w:rFonts w:ascii="Times New Roman" w:hAnsi="Times New Roman" w:cs="Times New Roman"/>
+          <w:b/>
+          <w:bCs/>
+          <w:sz w:val="28"/>
+          <w:szCs w:val="28"/>
+        </w:rPr>
+        <w:t>в архив</w:t>
+      </w:r>
+      <w:r>
+        <w:rPr>
+          <w:rFonts w:ascii="Times New Roman" w:hAnsi="Times New Roman" w:cs="Times New Roman"/>
+          <w:sz w:val="28"/>
+          <w:szCs w:val="28"/>
+        </w:rPr>
+        <w:t xml:space="preserve"> </w:t>
+      </w:r>
+      <w:r>
+        <w:rPr>
+          <w:rFonts w:ascii="Times New Roman" w:hAnsi="Times New Roman" w:cs="Times New Roman"/>
+          <w:sz w:val="28"/>
+          <w:szCs w:val="28"/>
+          <w:u w:val="single"/>
+        </w:rPr>
+        <w:t>записываются все новости</w:t>
+      </w:r>
+      <w:r>
+        <w:rPr>
+          <w:rFonts w:ascii="Times New Roman" w:hAnsi="Times New Roman" w:cs="Times New Roman"/>
+          <w:sz w:val="28"/>
+          <w:szCs w:val="28"/>
+        </w:rPr>
+        <w:t xml:space="preserve"> без исключения.</w:t>
+      </w:r>
+      <w:r>
+        <w:rPr>
+          <w:rFonts w:ascii="Times New Roman" w:hAnsi="Times New Roman" w:cs="Times New Roman"/>
+          <w:sz w:val="28"/>
+          <w:szCs w:val="28"/>
+        </w:rPr>
+        <w:t xml:space="preserve"> </w:t>
+      </w:r>
+      <w:r>
+        <w:rPr>
+          <w:rFonts w:ascii="Times New Roman" w:hAnsi="Times New Roman" w:cs="Times New Roman"/>
+          <w:sz w:val="28"/>
+          <w:szCs w:val="28"/>
+          <w:u w:val="single"/>
+        </w:rPr>
+        <w:t>Загрузка</w:t>
+      </w:r>
+      <w:r>
+        <w:rPr>
+          <w:rFonts w:ascii="Times New Roman" w:hAnsi="Times New Roman" w:cs="Times New Roman"/>
+          <w:sz w:val="28"/>
+          <w:szCs w:val="28"/>
+        </w:rPr>
+        <w:t xml:space="preserve"> новостей происходит после нажатия на кнопку </w:t>
+      </w:r>
+      <w:r>
+        <w:rPr>
+          <w:rFonts w:ascii="Times New Roman" w:hAnsi="Times New Roman" w:cs="Times New Roman"/>
+          <w:b/>
+          <w:bCs/>
+          <w:sz w:val="28"/>
+          <w:szCs w:val="28"/>
+          <w:lang w:val="en-US"/>
+        </w:rPr>
+        <w:t>Get</w:t>
+      </w:r>
+      <w:r>
+        <w:rPr>
+          <w:rFonts w:ascii="Times New Roman" w:hAnsi="Times New Roman" w:cs="Times New Roman"/>
+          <w:b/>
+          <w:bCs/>
+          <w:sz w:val="28"/>
+          <w:szCs w:val="28"/>
+        </w:rPr>
+        <w:t xml:space="preserve"> </w:t>
+      </w:r>
+      <w:r>
+        <w:rPr>
+          <w:rFonts w:ascii="Times New Roman" w:hAnsi="Times New Roman" w:cs="Times New Roman"/>
+          <w:b/>
+          <w:bCs/>
+          <w:sz w:val="28"/>
+          <w:szCs w:val="28"/>
+          <w:lang w:val="en-US"/>
+        </w:rPr>
+        <w:t>news</w:t>
+      </w:r>
+      <w:r>
+        <w:rPr>
+          <w:rFonts w:ascii="Times New Roman" w:hAnsi="Times New Roman" w:cs="Times New Roman"/>
+          <w:sz w:val="28"/>
+          <w:szCs w:val="28"/>
+        </w:rPr>
+        <w:t xml:space="preserve"> </w:t>
+      </w:r>
+      <w:r>
+        <w:rPr>
+          <w:rFonts w:ascii="Times New Roman" w:hAnsi="Times New Roman" w:cs="Times New Roman"/>
+          <w:sz w:val="28"/>
+          <w:szCs w:val="28"/>
+        </w:rPr>
+        <w:t xml:space="preserve">или </w:t>
+      </w:r>
+      <w:r>
+        <w:rPr>
+          <w:rFonts w:ascii="Times New Roman" w:hAnsi="Times New Roman" w:cs="Times New Roman"/>
+          <w:b/>
+          <w:bCs/>
+          <w:sz w:val="28"/>
+          <w:szCs w:val="28"/>
+        </w:rPr>
+        <w:t>Новости</w:t>
+      </w:r>
+      <w:r>
+        <w:rPr>
+          <w:rFonts w:ascii="Times New Roman" w:hAnsi="Times New Roman" w:cs="Times New Roman"/>
+          <w:sz w:val="28"/>
+          <w:szCs w:val="28"/>
+        </w:rPr>
+        <w:t xml:space="preserve"> в русскоязычном интерфейсе.</w:t>
+      </w:r>
+      <w:r>
+        <w:rPr>
+          <w:rFonts w:ascii="Times New Roman" w:hAnsi="Times New Roman" w:cs="Times New Roman"/>
+          <w:sz w:val="28"/>
+          <w:szCs w:val="28"/>
+        </w:rPr>
+        <w:t xml:space="preserve"> С включённым чекбоксом </w:t>
+      </w:r>
+      <w:r>
+        <w:rPr>
+          <w:rFonts w:ascii="Times New Roman" w:hAnsi="Times New Roman" w:cs="Times New Roman"/>
+          <w:b/>
+          <w:bCs/>
+          <w:sz w:val="28"/>
+          <w:szCs w:val="28"/>
+          <w:lang w:val="en-US"/>
+        </w:rPr>
+        <w:t>latest</w:t>
+      </w:r>
+      <w:r>
+        <w:rPr>
+          <w:rFonts w:ascii="Times New Roman" w:hAnsi="Times New Roman" w:cs="Times New Roman"/>
+          <w:b/>
+          <w:bCs/>
+          <w:sz w:val="28"/>
+          <w:szCs w:val="28"/>
+        </w:rPr>
+        <w:t xml:space="preserve"> </w:t>
+      </w:r>
+      <w:r>
+        <w:rPr>
+          <w:rFonts w:ascii="Times New Roman" w:hAnsi="Times New Roman" w:cs="Times New Roman"/>
+          <w:b/>
+          <w:bCs/>
+          <w:sz w:val="28"/>
+          <w:szCs w:val="28"/>
+          <w:lang w:val="en-US"/>
+        </w:rPr>
+        <w:t>news</w:t>
+      </w:r>
+      <w:r>
+        <w:rPr>
+          <w:rFonts w:ascii="Times New Roman" w:hAnsi="Times New Roman" w:cs="Times New Roman"/>
+          <w:sz w:val="28"/>
+          <w:szCs w:val="28"/>
+        </w:rPr>
+        <w:t>, новости, показанные ранее при загрузке, не будут отображаться.</w:t>
       </w:r>
     </w:p>
     <w:p>
@@ -932,10 +1419,728 @@
           <w:noProof/>
         </w:rPr>
         <w:drawing>
-          <wp:inline distT="0" distB="0" distL="0" distR="0" wp14:anchorId="2CA88D33" wp14:editId="43BA0254">
-            <wp:extent cx="6661150" cy="1263650"/>
-            <wp:effectExtent l="0" t="0" r="6350" b="0"/>
-            <wp:docPr id="35" name="Рисунок 35"/>
+          <wp:inline distT="0" distB="0" distL="0" distR="0" wp14:anchorId="1BF12A48" wp14:editId="321A51CC">
+            <wp:extent cx="6661150" cy="5138420"/>
+            <wp:effectExtent l="0" t="0" r="6350" b="5080"/>
+            <wp:docPr id="462125243" name="Рисунок 1"/>
+            <wp:cNvGraphicFramePr>
+              <a:graphicFrameLocks xmlns:a="http://schemas.openxmlformats.org/drawingml/2006/main" noChangeAspect="1"/>
+            </wp:cNvGraphicFramePr>
+            <a:graphic xmlns:a="http://schemas.openxmlformats.org/drawingml/2006/main">
+              <a:graphicData uri="http://schemas.openxmlformats.org/drawingml/2006/picture">
+                <pic:pic xmlns:pic="http://schemas.openxmlformats.org/drawingml/2006/picture">
+                  <pic:nvPicPr>
+                    <pic:cNvPr id="462125243" name=""/>
+                    <pic:cNvPicPr/>
+                  </pic:nvPicPr>
+                  <pic:blipFill>
+                    <a:blip r:embed="rId9"/>
+                    <a:stretch>
+                      <a:fillRect/>
+                    </a:stretch>
+                  </pic:blipFill>
+                  <pic:spPr>
+                    <a:xfrm>
+                      <a:off x="0" y="0"/>
+                      <a:ext cx="6661150" cy="5138420"/>
+                    </a:xfrm>
+                    <a:prstGeom prst="rect">
+                      <a:avLst/>
+                    </a:prstGeom>
+                  </pic:spPr>
+                </pic:pic>
+              </a:graphicData>
+            </a:graphic>
+          </wp:inline>
+        </w:drawing>
+      </w:r>
+    </w:p>
+    <w:p>
+      <w:pPr>
+        <w:jc w:val="both"/>
+        <w:rPr>
+          <w:rFonts w:ascii="Times New Roman" w:hAnsi="Times New Roman" w:cs="Times New Roman"/>
+          <w:sz w:val="28"/>
+          <w:szCs w:val="28"/>
+        </w:rPr>
+      </w:pPr>
+      <w:r>
+        <w:rPr>
+          <w:rFonts w:ascii="Times New Roman" w:hAnsi="Times New Roman" w:cs="Times New Roman"/>
+          <w:sz w:val="28"/>
+          <w:szCs w:val="28"/>
+          <w:u w:val="single"/>
+        </w:rPr>
+        <w:t xml:space="preserve">Особенность </w:t>
+      </w:r>
+      <w:r>
+        <w:rPr>
+          <w:rFonts w:ascii="Times New Roman" w:hAnsi="Times New Roman" w:cs="Times New Roman"/>
+          <w:sz w:val="28"/>
+          <w:szCs w:val="28"/>
+          <w:u w:val="single"/>
+        </w:rPr>
+        <w:t>загрузки</w:t>
+      </w:r>
+      <w:r>
+        <w:rPr>
+          <w:rFonts w:ascii="Times New Roman" w:hAnsi="Times New Roman" w:cs="Times New Roman"/>
+          <w:sz w:val="28"/>
+          <w:szCs w:val="28"/>
+        </w:rPr>
+        <w:t xml:space="preserve"> </w:t>
+      </w:r>
+      <w:r>
+        <w:rPr>
+          <w:rFonts w:ascii="Times New Roman" w:hAnsi="Times New Roman" w:cs="Times New Roman"/>
+          <w:sz w:val="28"/>
+          <w:szCs w:val="28"/>
+        </w:rPr>
+        <w:t>новостей</w:t>
+      </w:r>
+      <w:r>
+        <w:rPr>
+          <w:rFonts w:ascii="Times New Roman" w:hAnsi="Times New Roman" w:cs="Times New Roman"/>
+          <w:sz w:val="28"/>
+          <w:szCs w:val="28"/>
+        </w:rPr>
+        <w:t xml:space="preserve"> в том, что применяется </w:t>
+      </w:r>
+      <w:r>
+        <w:rPr>
+          <w:rFonts w:ascii="Times New Roman" w:hAnsi="Times New Roman" w:cs="Times New Roman"/>
+          <w:sz w:val="28"/>
+          <w:szCs w:val="28"/>
+          <w:u w:val="single"/>
+        </w:rPr>
+        <w:t>отсев</w:t>
+      </w:r>
+      <w:r>
+        <w:rPr>
+          <w:rFonts w:ascii="Times New Roman" w:hAnsi="Times New Roman" w:cs="Times New Roman"/>
+          <w:sz w:val="28"/>
+          <w:szCs w:val="28"/>
+        </w:rPr>
+        <w:t xml:space="preserve"> заголовков                                     с указанными Вами словами-исключениями в таблице </w:t>
+      </w:r>
+      <w:r>
+        <w:rPr>
+          <w:rFonts w:ascii="Times New Roman" w:hAnsi="Times New Roman" w:cs="Times New Roman"/>
+          <w:b/>
+          <w:bCs/>
+          <w:color w:val="EE0000"/>
+          <w:sz w:val="28"/>
+          <w:szCs w:val="28"/>
+          <w:lang w:val="en-US"/>
+        </w:rPr>
+        <w:t>File</w:t>
+      </w:r>
+      <w:r>
+        <w:rPr>
+          <w:rFonts w:ascii="Times New Roman" w:hAnsi="Times New Roman" w:cs="Times New Roman"/>
+          <w:b/>
+          <w:bCs/>
+          <w:color w:val="EE0000"/>
+          <w:sz w:val="28"/>
+          <w:szCs w:val="28"/>
+        </w:rPr>
+        <w:t xml:space="preserve"> </w:t>
+      </w:r>
+      <w:r>
+        <w:rPr>
+          <w:b/>
+          <w:bCs/>
+          <w:color w:val="EE0000"/>
+          <w:lang w:val="en-US"/>
+        </w:rPr>
+        <w:sym w:font="Wingdings" w:char="F0E0"/>
+      </w:r>
+      <w:r>
+        <w:rPr>
+          <w:rFonts w:ascii="Times New Roman" w:hAnsi="Times New Roman" w:cs="Times New Roman"/>
+          <w:b/>
+          <w:bCs/>
+          <w:color w:val="EE0000"/>
+          <w:sz w:val="28"/>
+          <w:szCs w:val="28"/>
+        </w:rPr>
+        <w:t xml:space="preserve"> </w:t>
+      </w:r>
+      <w:r>
+        <w:rPr>
+          <w:rFonts w:ascii="Times New Roman" w:hAnsi="Times New Roman" w:cs="Times New Roman"/>
+          <w:b/>
+          <w:bCs/>
+          <w:color w:val="EE0000"/>
+          <w:sz w:val="28"/>
+          <w:szCs w:val="28"/>
+          <w:lang w:val="en-US"/>
+        </w:rPr>
+        <w:t>Excluded</w:t>
+      </w:r>
+      <w:r>
+        <w:rPr>
+          <w:rFonts w:ascii="Times New Roman" w:hAnsi="Times New Roman" w:cs="Times New Roman"/>
+          <w:b/>
+          <w:bCs/>
+          <w:color w:val="EE0000"/>
+          <w:sz w:val="28"/>
+          <w:szCs w:val="28"/>
+        </w:rPr>
+        <w:t xml:space="preserve"> (</w:t>
+      </w:r>
+      <w:r>
+        <w:rPr>
+          <w:rFonts w:ascii="Times New Roman" w:hAnsi="Times New Roman" w:cs="Times New Roman"/>
+          <w:b/>
+          <w:bCs/>
+          <w:color w:val="EE0000"/>
+          <w:sz w:val="28"/>
+          <w:szCs w:val="28"/>
+          <w:lang w:val="en-US"/>
+        </w:rPr>
+        <w:t>Ctrl</w:t>
+      </w:r>
+      <w:r>
+        <w:rPr>
+          <w:rFonts w:ascii="Times New Roman" w:hAnsi="Times New Roman" w:cs="Times New Roman"/>
+          <w:b/>
+          <w:bCs/>
+          <w:color w:val="EE0000"/>
+          <w:sz w:val="28"/>
+          <w:szCs w:val="28"/>
+        </w:rPr>
+        <w:t xml:space="preserve"> + </w:t>
+      </w:r>
+      <w:r>
+        <w:rPr>
+          <w:rFonts w:ascii="Times New Roman" w:hAnsi="Times New Roman" w:cs="Times New Roman"/>
+          <w:b/>
+          <w:bCs/>
+          <w:color w:val="EE0000"/>
+          <w:sz w:val="28"/>
+          <w:szCs w:val="28"/>
+          <w:lang w:val="en-US"/>
+        </w:rPr>
+        <w:t>E</w:t>
+      </w:r>
+      <w:r>
+        <w:rPr>
+          <w:rFonts w:ascii="Times New Roman" w:hAnsi="Times New Roman" w:cs="Times New Roman"/>
+          <w:b/>
+          <w:bCs/>
+          <w:color w:val="EE0000"/>
+          <w:sz w:val="28"/>
+          <w:szCs w:val="28"/>
+        </w:rPr>
+        <w:t>).</w:t>
+      </w:r>
+      <w:r>
+        <w:rPr>
+          <w:rFonts w:ascii="Times New Roman" w:hAnsi="Times New Roman" w:cs="Times New Roman"/>
+          <w:color w:val="EE0000"/>
+          <w:sz w:val="28"/>
+          <w:szCs w:val="28"/>
+        </w:rPr>
+        <w:t xml:space="preserve"> </w:t>
+      </w:r>
+      <w:r>
+        <w:rPr>
+          <w:rFonts w:ascii="Times New Roman" w:hAnsi="Times New Roman" w:cs="Times New Roman"/>
+          <w:sz w:val="28"/>
+          <w:szCs w:val="28"/>
+        </w:rPr>
+        <w:t xml:space="preserve">Слова можно вносить вручную или выбором одного из вариантов слова в меню </w:t>
+      </w:r>
+      <w:r>
+        <w:rPr>
+          <w:rFonts w:ascii="Times New Roman" w:hAnsi="Times New Roman" w:cs="Times New Roman"/>
+          <w:b/>
+          <w:bCs/>
+          <w:sz w:val="28"/>
+          <w:szCs w:val="28"/>
+          <w:lang w:val="en-US"/>
+        </w:rPr>
+        <w:t>Excluded</w:t>
+      </w:r>
+      <w:r>
+        <w:rPr>
+          <w:rFonts w:ascii="Times New Roman" w:hAnsi="Times New Roman" w:cs="Times New Roman"/>
+          <w:sz w:val="28"/>
+          <w:szCs w:val="28"/>
+        </w:rPr>
+        <w:t xml:space="preserve"> </w:t>
+      </w:r>
+      <w:r>
+        <w:rPr>
+          <w:rFonts w:ascii="Times New Roman" w:hAnsi="Times New Roman" w:cs="Times New Roman"/>
+          <w:sz w:val="28"/>
+          <w:szCs w:val="28"/>
+        </w:rPr>
+        <w:t xml:space="preserve">при нажатии </w:t>
+      </w:r>
+      <w:r>
+        <w:rPr>
+          <w:rFonts w:ascii="Times New Roman" w:hAnsi="Times New Roman" w:cs="Times New Roman"/>
+          <w:b/>
+          <w:bCs/>
+          <w:sz w:val="28"/>
+          <w:szCs w:val="28"/>
+        </w:rPr>
+        <w:t>правой</w:t>
+      </w:r>
+      <w:r>
+        <w:rPr>
+          <w:rFonts w:ascii="Times New Roman" w:hAnsi="Times New Roman" w:cs="Times New Roman"/>
+          <w:sz w:val="28"/>
+          <w:szCs w:val="28"/>
+        </w:rPr>
+        <w:t xml:space="preserve"> кнопкой мыши на заголовке. Отсев экономит массу времени, и Вы читаете только то, что Вам интересно. У каждого пользователя свой набор слов исключений, не пересекающийся с другими пользователями.</w:t>
+      </w:r>
+    </w:p>
+    <w:p>
+      <w:pPr>
+        <w:jc w:val="both"/>
+        <w:rPr>
+          <w:rFonts w:ascii="Times New Roman" w:hAnsi="Times New Roman" w:cs="Times New Roman"/>
+          <w:sz w:val="28"/>
+          <w:szCs w:val="28"/>
+        </w:rPr>
+      </w:pPr>
+      <w:r>
+        <w:rPr>
+          <w:rFonts w:ascii="Times New Roman" w:hAnsi="Times New Roman" w:cs="Times New Roman"/>
+          <w:i/>
+          <w:iCs/>
+          <w:sz w:val="28"/>
+          <w:szCs w:val="28"/>
+        </w:rPr>
+        <w:t>К примеру</w:t>
+      </w:r>
+      <w:r>
+        <w:rPr>
+          <w:rFonts w:ascii="Times New Roman" w:hAnsi="Times New Roman" w:cs="Times New Roman"/>
+          <w:i/>
+          <w:iCs/>
+          <w:sz w:val="28"/>
+          <w:szCs w:val="28"/>
+        </w:rPr>
+        <w:t xml:space="preserve">: в результатах поиска много новостей содержащих «Моника Беллуччи».      Нам она совершенно не интересна, кроме фильма «Малена», конечно, и поэтому                       мы добавляем в список слов исключений </w:t>
+      </w:r>
+      <w:r>
+        <w:rPr>
+          <w:rFonts w:ascii="Times New Roman" w:hAnsi="Times New Roman" w:cs="Times New Roman"/>
+          <w:color w:val="000000" w:themeColor="text1"/>
+          <w:sz w:val="28"/>
+          <w:szCs w:val="28"/>
+        </w:rPr>
+        <w:t>слово «</w:t>
+      </w:r>
+      <w:proofErr w:type="spellStart"/>
+      <w:r>
+        <w:rPr>
+          <w:rFonts w:ascii="Times New Roman" w:hAnsi="Times New Roman" w:cs="Times New Roman"/>
+          <w:color w:val="000000" w:themeColor="text1"/>
+          <w:sz w:val="28"/>
+          <w:szCs w:val="28"/>
+        </w:rPr>
+        <w:t>моник</w:t>
+      </w:r>
+      <w:proofErr w:type="spellEnd"/>
+      <w:r>
+        <w:rPr>
+          <w:rFonts w:ascii="Times New Roman" w:hAnsi="Times New Roman" w:cs="Times New Roman"/>
+          <w:color w:val="000000" w:themeColor="text1"/>
+          <w:sz w:val="28"/>
+          <w:szCs w:val="28"/>
+        </w:rPr>
+        <w:t xml:space="preserve">» </w:t>
+      </w:r>
+      <w:r>
+        <w:rPr>
+          <w:rFonts w:ascii="Times New Roman" w:hAnsi="Times New Roman" w:cs="Times New Roman"/>
+          <w:i/>
+          <w:iCs/>
+          <w:color w:val="000000" w:themeColor="text1"/>
+          <w:sz w:val="28"/>
+          <w:szCs w:val="28"/>
+        </w:rPr>
+        <w:t>(кратко</w:t>
+      </w:r>
+      <w:r>
+        <w:rPr>
+          <w:rFonts w:ascii="Times New Roman" w:hAnsi="Times New Roman" w:cs="Times New Roman"/>
+          <w:i/>
+          <w:iCs/>
+          <w:color w:val="000000" w:themeColor="text1"/>
+          <w:sz w:val="28"/>
+          <w:szCs w:val="28"/>
+        </w:rPr>
+        <w:t xml:space="preserve"> написано</w:t>
+      </w:r>
+      <w:r>
+        <w:rPr>
+          <w:rFonts w:ascii="Times New Roman" w:hAnsi="Times New Roman" w:cs="Times New Roman"/>
+          <w:i/>
+          <w:iCs/>
+          <w:color w:val="000000" w:themeColor="text1"/>
+          <w:sz w:val="28"/>
+          <w:szCs w:val="28"/>
+        </w:rPr>
+        <w:t xml:space="preserve"> для того, чтобы отсеивались заголовки с окончанием </w:t>
+      </w:r>
+      <w:proofErr w:type="spellStart"/>
+      <w:r>
+        <w:rPr>
+          <w:rFonts w:ascii="Times New Roman" w:hAnsi="Times New Roman" w:cs="Times New Roman"/>
+          <w:i/>
+          <w:iCs/>
+          <w:color w:val="000000" w:themeColor="text1"/>
+          <w:sz w:val="28"/>
+          <w:szCs w:val="28"/>
+        </w:rPr>
+        <w:t>МоникУ</w:t>
+      </w:r>
+      <w:proofErr w:type="spellEnd"/>
+      <w:r>
+        <w:rPr>
+          <w:rFonts w:ascii="Times New Roman" w:hAnsi="Times New Roman" w:cs="Times New Roman"/>
+          <w:i/>
+          <w:iCs/>
+          <w:color w:val="000000" w:themeColor="text1"/>
+          <w:sz w:val="28"/>
+          <w:szCs w:val="28"/>
+        </w:rPr>
+        <w:t xml:space="preserve">, </w:t>
+      </w:r>
+      <w:proofErr w:type="spellStart"/>
+      <w:r>
+        <w:rPr>
+          <w:rFonts w:ascii="Times New Roman" w:hAnsi="Times New Roman" w:cs="Times New Roman"/>
+          <w:i/>
+          <w:iCs/>
+          <w:color w:val="000000" w:themeColor="text1"/>
+          <w:sz w:val="28"/>
+          <w:szCs w:val="28"/>
+        </w:rPr>
+        <w:t>МоникЕ</w:t>
+      </w:r>
+      <w:proofErr w:type="spellEnd"/>
+      <w:r>
+        <w:rPr>
+          <w:rFonts w:ascii="Times New Roman" w:hAnsi="Times New Roman" w:cs="Times New Roman"/>
+          <w:i/>
+          <w:iCs/>
+          <w:color w:val="000000" w:themeColor="text1"/>
+          <w:sz w:val="28"/>
+          <w:szCs w:val="28"/>
+        </w:rPr>
+        <w:t xml:space="preserve"> и т.д.) или «</w:t>
+      </w:r>
+      <w:proofErr w:type="spellStart"/>
+      <w:r>
+        <w:rPr>
+          <w:rFonts w:ascii="Times New Roman" w:hAnsi="Times New Roman" w:cs="Times New Roman"/>
+          <w:i/>
+          <w:iCs/>
+          <w:color w:val="000000" w:themeColor="text1"/>
+          <w:sz w:val="28"/>
+          <w:szCs w:val="28"/>
+        </w:rPr>
+        <w:t>беллу</w:t>
+      </w:r>
+      <w:r>
+        <w:rPr>
+          <w:rFonts w:ascii="Times New Roman" w:hAnsi="Times New Roman" w:cs="Times New Roman"/>
+          <w:i/>
+          <w:iCs/>
+          <w:color w:val="000000" w:themeColor="text1"/>
+          <w:sz w:val="28"/>
+          <w:szCs w:val="28"/>
+        </w:rPr>
+        <w:t>ч</w:t>
+      </w:r>
+      <w:r>
+        <w:rPr>
+          <w:rFonts w:ascii="Times New Roman" w:hAnsi="Times New Roman" w:cs="Times New Roman"/>
+          <w:i/>
+          <w:iCs/>
+          <w:color w:val="000000" w:themeColor="text1"/>
+          <w:sz w:val="28"/>
+          <w:szCs w:val="28"/>
+        </w:rPr>
+        <w:t>чи</w:t>
+      </w:r>
+      <w:proofErr w:type="spellEnd"/>
+      <w:r>
+        <w:rPr>
+          <w:rFonts w:ascii="Times New Roman" w:hAnsi="Times New Roman" w:cs="Times New Roman"/>
+          <w:i/>
+          <w:iCs/>
+          <w:color w:val="000000" w:themeColor="text1"/>
+          <w:sz w:val="28"/>
+          <w:szCs w:val="28"/>
+        </w:rPr>
+        <w:t>».</w:t>
+      </w:r>
+      <w:r>
+        <w:rPr>
+          <w:rFonts w:ascii="Times New Roman" w:hAnsi="Times New Roman" w:cs="Times New Roman"/>
+          <w:i/>
+          <w:iCs/>
+          <w:color w:val="000000" w:themeColor="text1"/>
+          <w:sz w:val="28"/>
+          <w:szCs w:val="28"/>
+        </w:rPr>
+        <w:t xml:space="preserve"> При повторном поиске данные новости отображены не будут (но в архив запишутся).</w:t>
+      </w:r>
+    </w:p>
+    <w:p>
+      <w:pPr>
+        <w:jc w:val="both"/>
+        <w:rPr>
+          <w:rFonts w:ascii="Times New Roman" w:hAnsi="Times New Roman" w:cs="Times New Roman"/>
+          <w:sz w:val="28"/>
+          <w:szCs w:val="28"/>
+        </w:rPr>
+      </w:pPr>
+      <w:r>
+        <w:rPr>
+          <w:rFonts w:ascii="Times New Roman" w:hAnsi="Times New Roman" w:cs="Times New Roman"/>
+          <w:sz w:val="28"/>
+          <w:szCs w:val="28"/>
+        </w:rPr>
+        <w:t>Поиск новостей ведётся по источникам, указанным в</w:t>
+      </w:r>
+      <w:r>
+        <w:rPr>
+          <w:rFonts w:ascii="Times New Roman" w:hAnsi="Times New Roman" w:cs="Times New Roman"/>
+          <w:sz w:val="28"/>
+          <w:szCs w:val="28"/>
+        </w:rPr>
+        <w:t xml:space="preserve"> списке</w:t>
+      </w:r>
+      <w:r>
+        <w:rPr>
+          <w:rFonts w:ascii="Times New Roman" w:hAnsi="Times New Roman" w:cs="Times New Roman"/>
+          <w:sz w:val="28"/>
+          <w:szCs w:val="28"/>
+        </w:rPr>
+        <w:t xml:space="preserve"> </w:t>
+      </w:r>
+      <w:r>
+        <w:rPr>
+          <w:rFonts w:ascii="Times New Roman" w:hAnsi="Times New Roman" w:cs="Times New Roman"/>
+          <w:color w:val="808080" w:themeColor="background1" w:themeShade="80"/>
+          <w:sz w:val="28"/>
+          <w:szCs w:val="28"/>
+          <w:lang w:val="en-US"/>
+        </w:rPr>
+        <w:t>File</w:t>
+      </w:r>
+      <w:r>
+        <w:rPr>
+          <w:rFonts w:ascii="Times New Roman" w:hAnsi="Times New Roman" w:cs="Times New Roman"/>
+          <w:color w:val="808080" w:themeColor="background1" w:themeShade="80"/>
+          <w:sz w:val="28"/>
+          <w:szCs w:val="28"/>
+        </w:rPr>
+        <w:t xml:space="preserve"> </w:t>
+      </w:r>
+      <w:r>
+        <w:rPr>
+          <w:color w:val="808080" w:themeColor="background1" w:themeShade="80"/>
+          <w:lang w:val="en-US"/>
+        </w:rPr>
+        <w:sym w:font="Wingdings" w:char="F0E0"/>
+      </w:r>
+      <w:r>
+        <w:rPr>
+          <w:rFonts w:ascii="Times New Roman" w:hAnsi="Times New Roman" w:cs="Times New Roman"/>
+          <w:color w:val="808080" w:themeColor="background1" w:themeShade="80"/>
+          <w:sz w:val="28"/>
+          <w:szCs w:val="28"/>
+        </w:rPr>
+        <w:t xml:space="preserve"> </w:t>
+      </w:r>
+      <w:r>
+        <w:rPr>
+          <w:rFonts w:ascii="Times New Roman" w:hAnsi="Times New Roman" w:cs="Times New Roman"/>
+          <w:color w:val="808080" w:themeColor="background1" w:themeShade="80"/>
+          <w:sz w:val="28"/>
+          <w:szCs w:val="28"/>
+          <w:lang w:val="en-US"/>
+        </w:rPr>
+        <w:t>Sources</w:t>
+      </w:r>
+      <w:r>
+        <w:rPr>
+          <w:rFonts w:ascii="Times New Roman" w:hAnsi="Times New Roman" w:cs="Times New Roman"/>
+          <w:color w:val="808080" w:themeColor="background1" w:themeShade="80"/>
+          <w:sz w:val="28"/>
+          <w:szCs w:val="28"/>
+        </w:rPr>
+        <w:t xml:space="preserve"> (</w:t>
+      </w:r>
+      <w:r>
+        <w:rPr>
+          <w:rFonts w:ascii="Times New Roman" w:hAnsi="Times New Roman" w:cs="Times New Roman"/>
+          <w:color w:val="808080" w:themeColor="background1" w:themeShade="80"/>
+          <w:sz w:val="28"/>
+          <w:szCs w:val="28"/>
+          <w:lang w:val="en-US"/>
+        </w:rPr>
+        <w:t>Ctrl</w:t>
+      </w:r>
+      <w:r>
+        <w:rPr>
+          <w:rFonts w:ascii="Times New Roman" w:hAnsi="Times New Roman" w:cs="Times New Roman"/>
+          <w:color w:val="808080" w:themeColor="background1" w:themeShade="80"/>
+          <w:sz w:val="28"/>
+          <w:szCs w:val="28"/>
+        </w:rPr>
+        <w:t xml:space="preserve"> + </w:t>
+      </w:r>
+      <w:r>
+        <w:rPr>
+          <w:rFonts w:ascii="Times New Roman" w:hAnsi="Times New Roman" w:cs="Times New Roman"/>
+          <w:color w:val="808080" w:themeColor="background1" w:themeShade="80"/>
+          <w:sz w:val="28"/>
+          <w:szCs w:val="28"/>
+          <w:lang w:val="en-US"/>
+        </w:rPr>
+        <w:t>S</w:t>
+      </w:r>
+      <w:r>
+        <w:rPr>
+          <w:rFonts w:ascii="Times New Roman" w:hAnsi="Times New Roman" w:cs="Times New Roman"/>
+          <w:color w:val="808080" w:themeColor="background1" w:themeShade="80"/>
+          <w:sz w:val="28"/>
+          <w:szCs w:val="28"/>
+        </w:rPr>
+        <w:t>)</w:t>
+      </w:r>
+    </w:p>
+    <w:p>
+      <w:pPr>
+        <w:jc w:val="both"/>
+        <w:rPr>
+          <w:rFonts w:ascii="Times New Roman" w:hAnsi="Times New Roman" w:cs="Times New Roman"/>
+          <w:b/>
+          <w:bCs/>
+          <w:sz w:val="28"/>
+          <w:szCs w:val="28"/>
+        </w:rPr>
+      </w:pPr>
+      <w:r>
+        <w:rPr>
+          <w:rFonts w:ascii="Times New Roman" w:hAnsi="Times New Roman" w:cs="Times New Roman"/>
+          <w:sz w:val="28"/>
+          <w:szCs w:val="28"/>
+        </w:rPr>
+        <w:t>Их</w:t>
+      </w:r>
+      <w:r>
+        <w:rPr>
+          <w:rFonts w:ascii="Times New Roman" w:hAnsi="Times New Roman" w:cs="Times New Roman"/>
+          <w:sz w:val="28"/>
+          <w:szCs w:val="28"/>
+        </w:rPr>
+        <w:t xml:space="preserve"> можно </w:t>
+      </w:r>
+      <w:r>
+        <w:rPr>
+          <w:rFonts w:ascii="Times New Roman" w:hAnsi="Times New Roman" w:cs="Times New Roman"/>
+          <w:sz w:val="28"/>
+          <w:szCs w:val="28"/>
+        </w:rPr>
+        <w:t xml:space="preserve">удалять и </w:t>
+      </w:r>
+      <w:r>
+        <w:rPr>
+          <w:rFonts w:ascii="Times New Roman" w:hAnsi="Times New Roman" w:cs="Times New Roman"/>
+          <w:sz w:val="28"/>
+          <w:szCs w:val="28"/>
+        </w:rPr>
+        <w:t>деактивировать</w:t>
+      </w:r>
+      <w:r>
+        <w:rPr>
+          <w:rFonts w:ascii="Times New Roman" w:hAnsi="Times New Roman" w:cs="Times New Roman"/>
+          <w:sz w:val="28"/>
+          <w:szCs w:val="28"/>
+        </w:rPr>
+        <w:t xml:space="preserve">. </w:t>
+      </w:r>
+      <w:r>
+        <w:rPr>
+          <w:rFonts w:ascii="Times New Roman" w:hAnsi="Times New Roman" w:cs="Times New Roman"/>
+          <w:sz w:val="28"/>
+          <w:szCs w:val="28"/>
+        </w:rPr>
+        <w:t xml:space="preserve">Новый источник добавляется по кнопке </w:t>
+      </w:r>
+      <w:r>
+        <w:rPr>
+          <w:rFonts w:ascii="Times New Roman" w:hAnsi="Times New Roman" w:cs="Times New Roman"/>
+          <w:b/>
+          <w:bCs/>
+          <w:sz w:val="28"/>
+          <w:szCs w:val="28"/>
+          <w:lang w:val="en-US"/>
+        </w:rPr>
+        <w:t>Add</w:t>
+      </w:r>
+      <w:r>
+        <w:rPr>
+          <w:rFonts w:ascii="Times New Roman" w:hAnsi="Times New Roman" w:cs="Times New Roman"/>
+          <w:b/>
+          <w:bCs/>
+          <w:sz w:val="28"/>
+          <w:szCs w:val="28"/>
+        </w:rPr>
+        <w:t xml:space="preserve"> </w:t>
+      </w:r>
+      <w:r>
+        <w:rPr>
+          <w:rFonts w:ascii="Times New Roman" w:hAnsi="Times New Roman" w:cs="Times New Roman"/>
+          <w:b/>
+          <w:bCs/>
+          <w:sz w:val="28"/>
+          <w:szCs w:val="28"/>
+          <w:lang w:val="en-US"/>
+        </w:rPr>
+        <w:t>RSS</w:t>
+      </w:r>
+      <w:r>
+        <w:rPr>
+          <w:rFonts w:ascii="Times New Roman" w:hAnsi="Times New Roman" w:cs="Times New Roman"/>
+          <w:sz w:val="28"/>
+          <w:szCs w:val="28"/>
+        </w:rPr>
+        <w:t>.</w:t>
+      </w:r>
+    </w:p>
+    <w:p>
+      <w:pPr>
+        <w:jc w:val="both"/>
+        <w:rPr>
+          <w:rFonts w:ascii="Times New Roman" w:hAnsi="Times New Roman" w:cs="Times New Roman"/>
+          <w:sz w:val="28"/>
+          <w:szCs w:val="28"/>
+          <w:lang w:val="en-US"/>
+        </w:rPr>
+      </w:pPr>
+      <w:r>
+        <w:rPr>
+          <w:noProof/>
+        </w:rPr>
+        <w:lastRenderedPageBreak/>
+        <w:drawing>
+          <wp:inline distT="0" distB="0" distL="0" distR="0" wp14:anchorId="01B7F778" wp14:editId="099D5757">
+            <wp:extent cx="3968581" cy="2457907"/>
+            <wp:effectExtent l="0" t="0" r="0" b="0"/>
+            <wp:docPr id="4" name="Рисунок 4"/>
             <wp:cNvGraphicFramePr>
               <a:graphicFrameLocks xmlns:a="http://schemas.openxmlformats.org/drawingml/2006/main" noChangeAspect="1"/>
             </wp:cNvGraphicFramePr>
@@ -955,7 +2160,7 @@
                   <pic:spPr>
                     <a:xfrm>
                       <a:off x="0" y="0"/>
-                      <a:ext cx="6661150" cy="1263650"/>
+                      <a:ext cx="4022707" cy="2491429"/>
                     </a:xfrm>
                     <a:prstGeom prst="rect">
                       <a:avLst/>
@@ -973,56 +2178,59 @@
         <w:jc w:val="both"/>
         <w:rPr>
           <w:rFonts w:ascii="Times New Roman" w:hAnsi="Times New Roman" w:cs="Times New Roman"/>
-          <w:i/>
-          <w:iCs/>
-          <w:sz w:val="28"/>
-          <w:szCs w:val="28"/>
-        </w:rPr>
-      </w:pPr>
-      <w:r>
-        <w:rPr>
-          <w:rFonts w:ascii="Times New Roman" w:hAnsi="Times New Roman" w:cs="Times New Roman"/>
-          <w:sz w:val="28"/>
-          <w:szCs w:val="28"/>
-        </w:rPr>
-        <w:t>Для</w:t>
-      </w:r>
-      <w:r>
-        <w:rPr>
-          <w:rFonts w:ascii="Times New Roman" w:hAnsi="Times New Roman" w:cs="Times New Roman"/>
-          <w:sz w:val="28"/>
-          <w:szCs w:val="28"/>
-        </w:rPr>
-        <w:t xml:space="preserve"> </w:t>
-      </w:r>
-      <w:r>
-        <w:rPr>
-          <w:rFonts w:ascii="Times New Roman" w:hAnsi="Times New Roman" w:cs="Times New Roman"/>
-          <w:sz w:val="28"/>
-          <w:szCs w:val="28"/>
-        </w:rPr>
-        <w:t>поиска</w:t>
-      </w:r>
-      <w:r>
-        <w:rPr>
-          <w:rFonts w:ascii="Times New Roman" w:hAnsi="Times New Roman" w:cs="Times New Roman"/>
-          <w:sz w:val="28"/>
-          <w:szCs w:val="28"/>
-        </w:rPr>
-        <w:t xml:space="preserve"> </w:t>
-      </w:r>
-      <w:r>
-        <w:rPr>
-          <w:rFonts w:ascii="Times New Roman" w:hAnsi="Times New Roman" w:cs="Times New Roman"/>
+          <w:sz w:val="28"/>
+          <w:szCs w:val="28"/>
+          <w:lang w:val="en-US"/>
+        </w:rPr>
+      </w:pPr>
+    </w:p>
+    <w:p>
+      <w:pPr>
+        <w:jc w:val="both"/>
+        <w:rPr>
+          <w:rFonts w:ascii="Times New Roman" w:hAnsi="Times New Roman" w:cs="Times New Roman"/>
+          <w:sz w:val="28"/>
+          <w:szCs w:val="28"/>
+        </w:rPr>
+      </w:pPr>
+      <w:r>
+        <w:rPr>
+          <w:rFonts w:ascii="Times New Roman" w:hAnsi="Times New Roman" w:cs="Times New Roman"/>
+          <w:b/>
+          <w:bCs/>
           <w:sz w:val="28"/>
           <w:szCs w:val="28"/>
           <w:u w:val="single"/>
         </w:rPr>
-        <w:t>всех</w:t>
-      </w:r>
-      <w:r>
-        <w:rPr>
-          <w:rFonts w:ascii="Times New Roman" w:hAnsi="Times New Roman" w:cs="Times New Roman"/>
+        <w:t>Поиск по слов</w:t>
+      </w:r>
+      <w:r>
+        <w:rPr>
+          <w:rFonts w:ascii="Times New Roman" w:hAnsi="Times New Roman" w:cs="Times New Roman"/>
+          <w:b/>
+          <w:bCs/>
+          <w:sz w:val="28"/>
+          <w:szCs w:val="28"/>
+          <w:u w:val="single"/>
+        </w:rPr>
+        <w:t>ам</w:t>
+      </w:r>
+      <w:r>
+        <w:rPr>
+          <w:rFonts w:ascii="Times New Roman" w:hAnsi="Times New Roman" w:cs="Times New Roman"/>
+          <w:b/>
+          <w:bCs/>
+          <w:sz w:val="28"/>
+          <w:szCs w:val="28"/>
+          <w:u w:val="single"/>
+        </w:rPr>
+        <w:t xml:space="preserve"> в архиве</w:t>
+      </w:r>
+      <w:r>
+        <w:rPr>
+          <w:rFonts w:ascii="Times New Roman" w:hAnsi="Times New Roman" w:cs="Times New Roman"/>
+          <w:b/>
+          <w:bCs/>
           <w:sz w:val="28"/>
           <w:szCs w:val="28"/>
         </w:rPr>
@@ -1031,66 +2239,12 @@
       <w:r>
         <w:rPr>
           <w:rFonts w:ascii="Times New Roman" w:hAnsi="Times New Roman" w:cs="Times New Roman"/>
-          <w:sz w:val="28"/>
-          <w:szCs w:val="28"/>
-        </w:rPr>
-        <w:t xml:space="preserve"> за </w:t>
-      </w:r>
-      <w:r>
-        <w:rPr>
-          <w:rFonts w:ascii="Times New Roman" w:hAnsi="Times New Roman" w:cs="Times New Roman"/>
-          <w:sz w:val="28"/>
-          <w:szCs w:val="28"/>
-        </w:rPr>
-        <w:t xml:space="preserve">выбранный </w:t>
-      </w:r>
-      <w:r>
-        <w:rPr>
-          <w:rFonts w:ascii="Times New Roman" w:hAnsi="Times New Roman" w:cs="Times New Roman"/>
-          <w:sz w:val="28"/>
-          <w:szCs w:val="28"/>
-        </w:rPr>
-        <w:t>период</w:t>
-      </w:r>
-      <w:r>
-        <w:rPr>
-          <w:rFonts w:ascii="Times New Roman" w:hAnsi="Times New Roman" w:cs="Times New Roman"/>
-          <w:sz w:val="28"/>
-          <w:szCs w:val="28"/>
-        </w:rPr>
-        <w:t xml:space="preserve"> необходимо</w:t>
-      </w:r>
-      <w:r>
-        <w:rPr>
-          <w:rFonts w:ascii="Times New Roman" w:hAnsi="Times New Roman" w:cs="Times New Roman"/>
-          <w:sz w:val="28"/>
-          <w:szCs w:val="28"/>
-        </w:rPr>
-        <w:t xml:space="preserve"> наж</w:t>
-      </w:r>
-      <w:r>
-        <w:rPr>
-          <w:rFonts w:ascii="Times New Roman" w:hAnsi="Times New Roman" w:cs="Times New Roman"/>
-          <w:sz w:val="28"/>
-          <w:szCs w:val="28"/>
-        </w:rPr>
-        <w:t>ать на</w:t>
-      </w:r>
-      <w:r>
-        <w:rPr>
-          <w:rFonts w:ascii="Times New Roman" w:hAnsi="Times New Roman" w:cs="Times New Roman"/>
-          <w:sz w:val="28"/>
-          <w:szCs w:val="28"/>
-        </w:rPr>
-        <w:t xml:space="preserve"> зелёную кнопку </w:t>
-      </w:r>
-      <w:r>
-        <w:rPr>
-          <w:rFonts w:ascii="Times New Roman" w:hAnsi="Times New Roman" w:cs="Times New Roman"/>
-          <w:sz w:val="28"/>
-          <w:szCs w:val="28"/>
-        </w:rPr>
-        <w:t xml:space="preserve">с </w:t>
+          <w:b/>
+          <w:bCs/>
+          <w:sz w:val="28"/>
+          <w:szCs w:val="28"/>
+        </w:rPr>
+        <w:t xml:space="preserve"> </w:t>
       </w:r>
       <w:r>
         <w:rPr>
@@ -1101,953 +2255,16 @@
           <w:szCs w:val="28"/>
           <w:u w:val="single"/>
         </w:rPr>
-        <w:t>пустым</w:t>
-      </w:r>
-      <w:r>
-        <w:rPr>
-          <w:rFonts w:ascii="Times New Roman" w:hAnsi="Times New Roman" w:cs="Times New Roman"/>
-          <w:sz w:val="28"/>
-          <w:szCs w:val="28"/>
-        </w:rPr>
-        <w:t xml:space="preserve"> полем</w:t>
-      </w:r>
-      <w:r>
-        <w:rPr>
-          <w:rFonts w:ascii="Times New Roman" w:hAnsi="Times New Roman" w:cs="Times New Roman"/>
-          <w:sz w:val="28"/>
-          <w:szCs w:val="28"/>
-        </w:rPr>
-        <w:t xml:space="preserve"> для ввода</w:t>
-      </w:r>
-      <w:r>
-        <w:rPr>
-          <w:rFonts w:ascii="Times New Roman" w:hAnsi="Times New Roman" w:cs="Times New Roman"/>
-          <w:sz w:val="28"/>
-          <w:szCs w:val="28"/>
-        </w:rPr>
-        <w:t xml:space="preserve"> (</w:t>
-      </w:r>
-      <w:r>
-        <w:rPr>
-          <w:rFonts w:ascii="Times New Roman" w:hAnsi="Times New Roman" w:cs="Times New Roman"/>
-          <w:i/>
-          <w:iCs/>
-          <w:sz w:val="28"/>
-          <w:szCs w:val="28"/>
-        </w:rPr>
-        <w:t>т.е. необходимо удалить слово «</w:t>
-      </w:r>
-      <w:proofErr w:type="spellStart"/>
-      <w:r>
-        <w:rPr>
-          <w:rFonts w:ascii="Times New Roman" w:hAnsi="Times New Roman" w:cs="Times New Roman"/>
-          <w:i/>
-          <w:iCs/>
-          <w:sz w:val="28"/>
-          <w:szCs w:val="28"/>
-        </w:rPr>
-        <w:t>росси</w:t>
-      </w:r>
-      <w:proofErr w:type="spellEnd"/>
-      <w:r>
-        <w:rPr>
-          <w:rFonts w:ascii="Times New Roman" w:hAnsi="Times New Roman" w:cs="Times New Roman"/>
-          <w:i/>
-          <w:iCs/>
-          <w:sz w:val="28"/>
-          <w:szCs w:val="28"/>
-        </w:rPr>
-        <w:t>»</w:t>
-      </w:r>
-      <w:r>
-        <w:rPr>
-          <w:rFonts w:ascii="Times New Roman" w:hAnsi="Times New Roman" w:cs="Times New Roman"/>
-          <w:i/>
-          <w:iCs/>
-          <w:sz w:val="28"/>
-          <w:szCs w:val="28"/>
-        </w:rPr>
-        <w:t xml:space="preserve"> нажав на крестик рядом с полем</w:t>
-      </w:r>
-      <w:r>
-        <w:rPr>
-          <w:rFonts w:ascii="Times New Roman" w:hAnsi="Times New Roman" w:cs="Times New Roman"/>
-          <w:i/>
-          <w:iCs/>
-          <w:sz w:val="28"/>
-          <w:szCs w:val="28"/>
-        </w:rPr>
-        <w:t>)</w:t>
-      </w:r>
-      <w:r>
-        <w:rPr>
-          <w:rFonts w:ascii="Times New Roman" w:hAnsi="Times New Roman" w:cs="Times New Roman"/>
-          <w:i/>
-          <w:iCs/>
-          <w:sz w:val="28"/>
-          <w:szCs w:val="28"/>
-        </w:rPr>
-        <w:t>.</w:t>
-      </w:r>
-    </w:p>
-    <w:p>
-      <w:pPr>
-        <w:jc w:val="both"/>
-        <w:rPr>
-          <w:rFonts w:ascii="Times New Roman" w:hAnsi="Times New Roman" w:cs="Times New Roman"/>
-          <w:sz w:val="28"/>
-          <w:szCs w:val="28"/>
-        </w:rPr>
-      </w:pPr>
-      <w:r>
-        <w:rPr>
-          <w:rFonts w:ascii="Times New Roman" w:hAnsi="Times New Roman" w:cs="Times New Roman"/>
-          <w:sz w:val="28"/>
-          <w:szCs w:val="28"/>
-          <w:u w:val="single"/>
-        </w:rPr>
-        <w:t>Особенность поиска</w:t>
-      </w:r>
-      <w:r>
-        <w:rPr>
-          <w:rFonts w:ascii="Times New Roman" w:hAnsi="Times New Roman" w:cs="Times New Roman"/>
-          <w:sz w:val="28"/>
-          <w:szCs w:val="28"/>
-          <w:u w:val="single"/>
-        </w:rPr>
-        <w:t xml:space="preserve"> </w:t>
-      </w:r>
-      <w:r>
-        <w:rPr>
-          <w:rFonts w:ascii="Times New Roman" w:hAnsi="Times New Roman" w:cs="Times New Roman"/>
-          <w:sz w:val="28"/>
-          <w:szCs w:val="28"/>
-          <w:u w:val="single"/>
-        </w:rPr>
-        <w:t>всех</w:t>
-      </w:r>
-      <w:r>
-        <w:rPr>
-          <w:rFonts w:ascii="Times New Roman" w:hAnsi="Times New Roman" w:cs="Times New Roman"/>
-          <w:sz w:val="28"/>
-          <w:szCs w:val="28"/>
-        </w:rPr>
-        <w:t xml:space="preserve"> новостей</w:t>
-      </w:r>
-      <w:r>
-        <w:rPr>
-          <w:rFonts w:ascii="Times New Roman" w:hAnsi="Times New Roman" w:cs="Times New Roman"/>
-          <w:sz w:val="28"/>
-          <w:szCs w:val="28"/>
-        </w:rPr>
-        <w:t xml:space="preserve"> в том, что применяется </w:t>
-      </w:r>
-      <w:r>
-        <w:rPr>
-          <w:rFonts w:ascii="Times New Roman" w:hAnsi="Times New Roman" w:cs="Times New Roman"/>
-          <w:sz w:val="28"/>
-          <w:szCs w:val="28"/>
-          <w:u w:val="single"/>
-        </w:rPr>
-        <w:t>отсев</w:t>
-      </w:r>
-      <w:r>
-        <w:rPr>
-          <w:rFonts w:ascii="Times New Roman" w:hAnsi="Times New Roman" w:cs="Times New Roman"/>
-          <w:sz w:val="28"/>
-          <w:szCs w:val="28"/>
-        </w:rPr>
-        <w:t xml:space="preserve"> заголовков </w:t>
-      </w:r>
-      <w:r>
-        <w:rPr>
-          <w:rFonts w:ascii="Times New Roman" w:hAnsi="Times New Roman" w:cs="Times New Roman"/>
-          <w:sz w:val="28"/>
-          <w:szCs w:val="28"/>
-        </w:rPr>
-        <w:t xml:space="preserve">                                    </w:t>
-      </w:r>
-      <w:r>
-        <w:rPr>
-          <w:rFonts w:ascii="Times New Roman" w:hAnsi="Times New Roman" w:cs="Times New Roman"/>
-          <w:sz w:val="28"/>
-          <w:szCs w:val="28"/>
-        </w:rPr>
-        <w:t>с указанными</w:t>
-      </w:r>
-      <w:r>
-        <w:rPr>
-          <w:rFonts w:ascii="Times New Roman" w:hAnsi="Times New Roman" w:cs="Times New Roman"/>
-          <w:sz w:val="28"/>
-          <w:szCs w:val="28"/>
-        </w:rPr>
-        <w:t xml:space="preserve"> </w:t>
-      </w:r>
-      <w:r>
-        <w:rPr>
-          <w:rFonts w:ascii="Times New Roman" w:hAnsi="Times New Roman" w:cs="Times New Roman"/>
-          <w:sz w:val="28"/>
-          <w:szCs w:val="28"/>
-        </w:rPr>
-        <w:t>В</w:t>
-      </w:r>
-      <w:r>
-        <w:rPr>
-          <w:rFonts w:ascii="Times New Roman" w:hAnsi="Times New Roman" w:cs="Times New Roman"/>
-          <w:sz w:val="28"/>
-          <w:szCs w:val="28"/>
-        </w:rPr>
-        <w:t>ами словам</w:t>
-      </w:r>
-      <w:r>
-        <w:rPr>
-          <w:rFonts w:ascii="Times New Roman" w:hAnsi="Times New Roman" w:cs="Times New Roman"/>
-          <w:sz w:val="28"/>
-          <w:szCs w:val="28"/>
-        </w:rPr>
-        <w:t>и-исключениями</w:t>
-      </w:r>
-      <w:r>
-        <w:rPr>
-          <w:rFonts w:ascii="Times New Roman" w:hAnsi="Times New Roman" w:cs="Times New Roman"/>
-          <w:sz w:val="28"/>
-          <w:szCs w:val="28"/>
-        </w:rPr>
-        <w:t xml:space="preserve"> в таблице</w:t>
-      </w:r>
-      <w:r>
-        <w:rPr>
-          <w:rFonts w:ascii="Times New Roman" w:hAnsi="Times New Roman" w:cs="Times New Roman"/>
-          <w:sz w:val="28"/>
-          <w:szCs w:val="28"/>
-        </w:rPr>
-        <w:t xml:space="preserve"> </w:t>
-      </w:r>
-      <w:r>
-        <w:rPr>
-          <w:rFonts w:ascii="Times New Roman" w:hAnsi="Times New Roman" w:cs="Times New Roman"/>
-          <w:color w:val="808080" w:themeColor="background1" w:themeShade="80"/>
-          <w:sz w:val="28"/>
-          <w:szCs w:val="28"/>
-          <w:lang w:val="en-US"/>
-        </w:rPr>
-        <w:t>File</w:t>
-      </w:r>
-      <w:r>
-        <w:rPr>
-          <w:rFonts w:ascii="Times New Roman" w:hAnsi="Times New Roman" w:cs="Times New Roman"/>
-          <w:color w:val="808080" w:themeColor="background1" w:themeShade="80"/>
-          <w:sz w:val="28"/>
-          <w:szCs w:val="28"/>
-        </w:rPr>
-        <w:t xml:space="preserve"> </w:t>
-      </w:r>
-      <w:r>
-        <w:rPr>
-          <w:color w:val="808080" w:themeColor="background1" w:themeShade="80"/>
-          <w:lang w:val="en-US"/>
-        </w:rPr>
-        <w:sym w:font="Wingdings" w:char="F0E0"/>
-      </w:r>
-      <w:r>
-        <w:rPr>
-          <w:rFonts w:ascii="Times New Roman" w:hAnsi="Times New Roman" w:cs="Times New Roman"/>
-          <w:color w:val="808080" w:themeColor="background1" w:themeShade="80"/>
-          <w:sz w:val="28"/>
-          <w:szCs w:val="28"/>
-        </w:rPr>
-        <w:t xml:space="preserve"> </w:t>
-      </w:r>
-      <w:r>
-        <w:rPr>
-          <w:rFonts w:ascii="Times New Roman" w:hAnsi="Times New Roman" w:cs="Times New Roman"/>
-          <w:color w:val="808080" w:themeColor="background1" w:themeShade="80"/>
-          <w:sz w:val="28"/>
-          <w:szCs w:val="28"/>
-          <w:lang w:val="en-US"/>
-        </w:rPr>
-        <w:t>Excluded</w:t>
-      </w:r>
-      <w:r>
-        <w:rPr>
-          <w:rFonts w:ascii="Times New Roman" w:hAnsi="Times New Roman" w:cs="Times New Roman"/>
-          <w:color w:val="808080" w:themeColor="background1" w:themeShade="80"/>
-          <w:sz w:val="28"/>
-          <w:szCs w:val="28"/>
-        </w:rPr>
-        <w:t xml:space="preserve"> (</w:t>
-      </w:r>
-      <w:r>
-        <w:rPr>
-          <w:rFonts w:ascii="Times New Roman" w:hAnsi="Times New Roman" w:cs="Times New Roman"/>
-          <w:color w:val="808080" w:themeColor="background1" w:themeShade="80"/>
-          <w:sz w:val="28"/>
-          <w:szCs w:val="28"/>
-          <w:lang w:val="en-US"/>
-        </w:rPr>
-        <w:t>Ctrl</w:t>
-      </w:r>
-      <w:r>
-        <w:rPr>
-          <w:rFonts w:ascii="Times New Roman" w:hAnsi="Times New Roman" w:cs="Times New Roman"/>
-          <w:color w:val="808080" w:themeColor="background1" w:themeShade="80"/>
-          <w:sz w:val="28"/>
-          <w:szCs w:val="28"/>
-        </w:rPr>
-        <w:t xml:space="preserve"> + </w:t>
-      </w:r>
-      <w:r>
-        <w:rPr>
-          <w:rFonts w:ascii="Times New Roman" w:hAnsi="Times New Roman" w:cs="Times New Roman"/>
-          <w:color w:val="808080" w:themeColor="background1" w:themeShade="80"/>
-          <w:sz w:val="28"/>
-          <w:szCs w:val="28"/>
-          <w:lang w:val="en-US"/>
-        </w:rPr>
-        <w:t>E</w:t>
-      </w:r>
-      <w:r>
-        <w:rPr>
-          <w:rFonts w:ascii="Times New Roman" w:hAnsi="Times New Roman" w:cs="Times New Roman"/>
-          <w:color w:val="808080" w:themeColor="background1" w:themeShade="80"/>
-          <w:sz w:val="28"/>
-          <w:szCs w:val="28"/>
-        </w:rPr>
-        <w:t>)</w:t>
-      </w:r>
-      <w:r>
-        <w:rPr>
-          <w:rFonts w:ascii="Times New Roman" w:hAnsi="Times New Roman" w:cs="Times New Roman"/>
-          <w:sz w:val="28"/>
-          <w:szCs w:val="28"/>
-        </w:rPr>
-        <w:t xml:space="preserve">. </w:t>
-      </w:r>
-      <w:r>
-        <w:rPr>
-          <w:rFonts w:ascii="Times New Roman" w:hAnsi="Times New Roman" w:cs="Times New Roman"/>
-          <w:sz w:val="28"/>
-          <w:szCs w:val="28"/>
-        </w:rPr>
-        <w:t xml:space="preserve">Слова можно вносить вручную или выбором одного из вариантов слова в меню </w:t>
-      </w:r>
-      <w:r>
-        <w:rPr>
-          <w:rFonts w:ascii="Times New Roman" w:hAnsi="Times New Roman" w:cs="Times New Roman"/>
-          <w:sz w:val="28"/>
-          <w:szCs w:val="28"/>
-          <w:lang w:val="en-US"/>
-        </w:rPr>
-        <w:t>Excluded</w:t>
-      </w:r>
-      <w:r>
-        <w:rPr>
-          <w:rFonts w:ascii="Times New Roman" w:hAnsi="Times New Roman" w:cs="Times New Roman"/>
-          <w:sz w:val="28"/>
-          <w:szCs w:val="28"/>
-        </w:rPr>
-        <w:t xml:space="preserve"> </w:t>
-      </w:r>
-      <w:r>
-        <w:rPr>
-          <w:rFonts w:ascii="Times New Roman" w:hAnsi="Times New Roman" w:cs="Times New Roman"/>
-          <w:sz w:val="28"/>
-          <w:szCs w:val="28"/>
-        </w:rPr>
-        <w:t>при нажатии правой кнопкой мыши на заголовке. Отсев</w:t>
-      </w:r>
-      <w:r>
-        <w:rPr>
-          <w:rFonts w:ascii="Times New Roman" w:hAnsi="Times New Roman" w:cs="Times New Roman"/>
-          <w:sz w:val="28"/>
-          <w:szCs w:val="28"/>
-        </w:rPr>
-        <w:t xml:space="preserve"> экономит </w:t>
-      </w:r>
-      <w:r>
-        <w:rPr>
-          <w:rFonts w:ascii="Times New Roman" w:hAnsi="Times New Roman" w:cs="Times New Roman"/>
-          <w:sz w:val="28"/>
-          <w:szCs w:val="28"/>
-        </w:rPr>
-        <w:t>массу</w:t>
-      </w:r>
-      <w:r>
-        <w:rPr>
-          <w:rFonts w:ascii="Times New Roman" w:hAnsi="Times New Roman" w:cs="Times New Roman"/>
-          <w:sz w:val="28"/>
-          <w:szCs w:val="28"/>
-        </w:rPr>
-        <w:t xml:space="preserve"> времени</w:t>
-      </w:r>
-      <w:r>
-        <w:rPr>
-          <w:rFonts w:ascii="Times New Roman" w:hAnsi="Times New Roman" w:cs="Times New Roman"/>
-          <w:sz w:val="28"/>
-          <w:szCs w:val="28"/>
-        </w:rPr>
-        <w:t>,</w:t>
-      </w:r>
-      <w:r>
-        <w:rPr>
-          <w:rFonts w:ascii="Times New Roman" w:hAnsi="Times New Roman" w:cs="Times New Roman"/>
-          <w:sz w:val="28"/>
-          <w:szCs w:val="28"/>
-        </w:rPr>
-        <w:t xml:space="preserve"> и Вы читаете только то, что Вам интересно. У каждого пользователя свой набор слов</w:t>
-      </w:r>
-      <w:r>
-        <w:rPr>
-          <w:rFonts w:ascii="Times New Roman" w:hAnsi="Times New Roman" w:cs="Times New Roman"/>
-          <w:sz w:val="28"/>
-          <w:szCs w:val="28"/>
-        </w:rPr>
-        <w:t xml:space="preserve"> исключений</w:t>
-      </w:r>
-      <w:r>
-        <w:rPr>
-          <w:rFonts w:ascii="Times New Roman" w:hAnsi="Times New Roman" w:cs="Times New Roman"/>
-          <w:sz w:val="28"/>
-          <w:szCs w:val="28"/>
-        </w:rPr>
-        <w:t>,</w:t>
-      </w:r>
-      <w:r>
-        <w:rPr>
-          <w:rFonts w:ascii="Times New Roman" w:hAnsi="Times New Roman" w:cs="Times New Roman"/>
-          <w:sz w:val="28"/>
-          <w:szCs w:val="28"/>
-        </w:rPr>
-        <w:t xml:space="preserve"> не пересекающийся с другими пользователями.</w:t>
-      </w:r>
-    </w:p>
-    <w:p>
-      <w:pPr>
-        <w:jc w:val="both"/>
-        <w:rPr>
-          <w:rFonts w:ascii="Times New Roman" w:hAnsi="Times New Roman" w:cs="Times New Roman"/>
-          <w:sz w:val="28"/>
-          <w:szCs w:val="28"/>
-        </w:rPr>
-      </w:pPr>
-      <w:r>
-        <w:rPr>
-          <w:rFonts w:ascii="Times New Roman" w:hAnsi="Times New Roman" w:cs="Times New Roman"/>
-          <w:i/>
-          <w:iCs/>
-          <w:sz w:val="28"/>
-          <w:szCs w:val="28"/>
-        </w:rPr>
-        <w:t>К примеру</w:t>
-      </w:r>
-      <w:r>
-        <w:rPr>
-          <w:rFonts w:ascii="Times New Roman" w:hAnsi="Times New Roman" w:cs="Times New Roman"/>
-          <w:i/>
-          <w:iCs/>
-          <w:sz w:val="28"/>
-          <w:szCs w:val="28"/>
-        </w:rPr>
-        <w:t>: в результатах поиска много новостей с</w:t>
-      </w:r>
-      <w:r>
-        <w:rPr>
-          <w:rFonts w:ascii="Times New Roman" w:hAnsi="Times New Roman" w:cs="Times New Roman"/>
-          <w:i/>
-          <w:iCs/>
-          <w:sz w:val="28"/>
-          <w:szCs w:val="28"/>
-        </w:rPr>
-        <w:t>одержащих</w:t>
-      </w:r>
-      <w:r>
-        <w:rPr>
-          <w:rFonts w:ascii="Times New Roman" w:hAnsi="Times New Roman" w:cs="Times New Roman"/>
-          <w:i/>
-          <w:iCs/>
-          <w:sz w:val="28"/>
-          <w:szCs w:val="28"/>
-        </w:rPr>
-        <w:t xml:space="preserve"> «Моника Беллуччи». </w:t>
-      </w:r>
-      <w:r>
-        <w:rPr>
-          <w:rFonts w:ascii="Times New Roman" w:hAnsi="Times New Roman" w:cs="Times New Roman"/>
-          <w:i/>
-          <w:iCs/>
-          <w:sz w:val="28"/>
-          <w:szCs w:val="28"/>
-        </w:rPr>
-        <w:t xml:space="preserve">     </w:t>
-      </w:r>
-      <w:r>
-        <w:rPr>
-          <w:rFonts w:ascii="Times New Roman" w:hAnsi="Times New Roman" w:cs="Times New Roman"/>
-          <w:i/>
-          <w:iCs/>
-          <w:sz w:val="28"/>
-          <w:szCs w:val="28"/>
-        </w:rPr>
-        <w:t>Нам она совершенно не интересна, кроме фильма «Малена», конечно</w:t>
-      </w:r>
-      <w:r>
-        <w:rPr>
-          <w:rFonts w:ascii="Times New Roman" w:hAnsi="Times New Roman" w:cs="Times New Roman"/>
-          <w:i/>
-          <w:iCs/>
-          <w:sz w:val="28"/>
-          <w:szCs w:val="28"/>
-        </w:rPr>
-        <w:t>,</w:t>
-      </w:r>
-      <w:r>
-        <w:rPr>
-          <w:rFonts w:ascii="Times New Roman" w:hAnsi="Times New Roman" w:cs="Times New Roman"/>
-          <w:i/>
-          <w:iCs/>
-          <w:sz w:val="28"/>
-          <w:szCs w:val="28"/>
-        </w:rPr>
-        <w:t xml:space="preserve"> и поэтому </w:t>
-      </w:r>
-      <w:r>
-        <w:rPr>
-          <w:rFonts w:ascii="Times New Roman" w:hAnsi="Times New Roman" w:cs="Times New Roman"/>
-          <w:i/>
-          <w:iCs/>
-          <w:sz w:val="28"/>
-          <w:szCs w:val="28"/>
-        </w:rPr>
-        <w:t xml:space="preserve">                      </w:t>
-      </w:r>
-      <w:r>
-        <w:rPr>
-          <w:rFonts w:ascii="Times New Roman" w:hAnsi="Times New Roman" w:cs="Times New Roman"/>
-          <w:i/>
-          <w:iCs/>
-          <w:sz w:val="28"/>
-          <w:szCs w:val="28"/>
-        </w:rPr>
-        <w:t xml:space="preserve">мы добавляем в список слов исключений </w:t>
-      </w:r>
-      <w:r>
-        <w:rPr>
-          <w:rFonts w:ascii="Times New Roman" w:hAnsi="Times New Roman" w:cs="Times New Roman"/>
-          <w:color w:val="000000" w:themeColor="text1"/>
-          <w:sz w:val="28"/>
-          <w:szCs w:val="28"/>
-        </w:rPr>
-        <w:t>слово «</w:t>
-      </w:r>
-      <w:proofErr w:type="spellStart"/>
-      <w:r>
-        <w:rPr>
-          <w:rFonts w:ascii="Times New Roman" w:hAnsi="Times New Roman" w:cs="Times New Roman"/>
-          <w:color w:val="000000" w:themeColor="text1"/>
-          <w:sz w:val="28"/>
-          <w:szCs w:val="28"/>
-        </w:rPr>
-        <w:t>моник</w:t>
-      </w:r>
-      <w:proofErr w:type="spellEnd"/>
-      <w:r>
-        <w:rPr>
-          <w:rFonts w:ascii="Times New Roman" w:hAnsi="Times New Roman" w:cs="Times New Roman"/>
-          <w:color w:val="000000" w:themeColor="text1"/>
-          <w:sz w:val="28"/>
-          <w:szCs w:val="28"/>
-        </w:rPr>
-        <w:t xml:space="preserve">» </w:t>
-      </w:r>
-      <w:r>
-        <w:rPr>
-          <w:rFonts w:ascii="Times New Roman" w:hAnsi="Times New Roman" w:cs="Times New Roman"/>
-          <w:i/>
-          <w:iCs/>
-          <w:color w:val="000000" w:themeColor="text1"/>
-          <w:sz w:val="28"/>
-          <w:szCs w:val="28"/>
-        </w:rPr>
-        <w:t>(кратко</w:t>
-      </w:r>
-      <w:r>
-        <w:rPr>
-          <w:rFonts w:ascii="Times New Roman" w:hAnsi="Times New Roman" w:cs="Times New Roman"/>
-          <w:i/>
-          <w:iCs/>
-          <w:color w:val="000000" w:themeColor="text1"/>
-          <w:sz w:val="28"/>
-          <w:szCs w:val="28"/>
-        </w:rPr>
-        <w:t xml:space="preserve"> написано</w:t>
-      </w:r>
-      <w:r>
-        <w:rPr>
-          <w:rFonts w:ascii="Times New Roman" w:hAnsi="Times New Roman" w:cs="Times New Roman"/>
-          <w:i/>
-          <w:iCs/>
-          <w:color w:val="000000" w:themeColor="text1"/>
-          <w:sz w:val="28"/>
-          <w:szCs w:val="28"/>
-        </w:rPr>
-        <w:t xml:space="preserve"> для того, чтобы отсеивались заголовки с окончанием </w:t>
-      </w:r>
-      <w:proofErr w:type="spellStart"/>
-      <w:r>
-        <w:rPr>
-          <w:rFonts w:ascii="Times New Roman" w:hAnsi="Times New Roman" w:cs="Times New Roman"/>
-          <w:i/>
-          <w:iCs/>
-          <w:color w:val="000000" w:themeColor="text1"/>
-          <w:sz w:val="28"/>
-          <w:szCs w:val="28"/>
-        </w:rPr>
-        <w:t>МоникУ</w:t>
-      </w:r>
-      <w:proofErr w:type="spellEnd"/>
-      <w:r>
-        <w:rPr>
-          <w:rFonts w:ascii="Times New Roman" w:hAnsi="Times New Roman" w:cs="Times New Roman"/>
-          <w:i/>
-          <w:iCs/>
-          <w:color w:val="000000" w:themeColor="text1"/>
-          <w:sz w:val="28"/>
-          <w:szCs w:val="28"/>
-        </w:rPr>
-        <w:t xml:space="preserve">, </w:t>
-      </w:r>
-      <w:proofErr w:type="spellStart"/>
-      <w:r>
-        <w:rPr>
-          <w:rFonts w:ascii="Times New Roman" w:hAnsi="Times New Roman" w:cs="Times New Roman"/>
-          <w:i/>
-          <w:iCs/>
-          <w:color w:val="000000" w:themeColor="text1"/>
-          <w:sz w:val="28"/>
-          <w:szCs w:val="28"/>
-        </w:rPr>
-        <w:t>МоникЕ</w:t>
-      </w:r>
-      <w:proofErr w:type="spellEnd"/>
-      <w:r>
-        <w:rPr>
-          <w:rFonts w:ascii="Times New Roman" w:hAnsi="Times New Roman" w:cs="Times New Roman"/>
-          <w:i/>
-          <w:iCs/>
-          <w:color w:val="000000" w:themeColor="text1"/>
-          <w:sz w:val="28"/>
-          <w:szCs w:val="28"/>
-        </w:rPr>
-        <w:t xml:space="preserve"> и т.д.) или «</w:t>
-      </w:r>
-      <w:proofErr w:type="spellStart"/>
-      <w:r>
-        <w:rPr>
-          <w:rFonts w:ascii="Times New Roman" w:hAnsi="Times New Roman" w:cs="Times New Roman"/>
-          <w:i/>
-          <w:iCs/>
-          <w:color w:val="000000" w:themeColor="text1"/>
-          <w:sz w:val="28"/>
-          <w:szCs w:val="28"/>
-        </w:rPr>
-        <w:t>беллу</w:t>
-      </w:r>
-      <w:r>
-        <w:rPr>
-          <w:rFonts w:ascii="Times New Roman" w:hAnsi="Times New Roman" w:cs="Times New Roman"/>
-          <w:i/>
-          <w:iCs/>
-          <w:color w:val="000000" w:themeColor="text1"/>
-          <w:sz w:val="28"/>
-          <w:szCs w:val="28"/>
-        </w:rPr>
-        <w:t>ч</w:t>
-      </w:r>
-      <w:r>
-        <w:rPr>
-          <w:rFonts w:ascii="Times New Roman" w:hAnsi="Times New Roman" w:cs="Times New Roman"/>
-          <w:i/>
-          <w:iCs/>
-          <w:color w:val="000000" w:themeColor="text1"/>
-          <w:sz w:val="28"/>
-          <w:szCs w:val="28"/>
-        </w:rPr>
-        <w:t>чи</w:t>
-      </w:r>
-      <w:proofErr w:type="spellEnd"/>
-      <w:r>
-        <w:rPr>
-          <w:rFonts w:ascii="Times New Roman" w:hAnsi="Times New Roman" w:cs="Times New Roman"/>
-          <w:i/>
-          <w:iCs/>
-          <w:color w:val="000000" w:themeColor="text1"/>
-          <w:sz w:val="28"/>
-          <w:szCs w:val="28"/>
-        </w:rPr>
-        <w:t>».</w:t>
-      </w:r>
-      <w:r>
-        <w:rPr>
-          <w:rFonts w:ascii="Times New Roman" w:hAnsi="Times New Roman" w:cs="Times New Roman"/>
-          <w:i/>
-          <w:iCs/>
-          <w:color w:val="000000" w:themeColor="text1"/>
-          <w:sz w:val="28"/>
-          <w:szCs w:val="28"/>
-        </w:rPr>
-        <w:t xml:space="preserve"> При повторном поиске данные новости отображены не будут (но в архив запишутся).</w:t>
-      </w:r>
-    </w:p>
-    <w:p>
-      <w:pPr>
-        <w:jc w:val="both"/>
-        <w:rPr>
-          <w:rFonts w:ascii="Times New Roman" w:hAnsi="Times New Roman" w:cs="Times New Roman"/>
-          <w:sz w:val="28"/>
-          <w:szCs w:val="28"/>
-        </w:rPr>
-      </w:pPr>
-      <w:r>
-        <w:rPr>
-          <w:rFonts w:ascii="Times New Roman" w:hAnsi="Times New Roman" w:cs="Times New Roman"/>
-          <w:sz w:val="28"/>
-          <w:szCs w:val="28"/>
-        </w:rPr>
-        <w:t>Поиск новостей ведётся по источникам, указанным в</w:t>
-      </w:r>
-      <w:r>
-        <w:rPr>
-          <w:rFonts w:ascii="Times New Roman" w:hAnsi="Times New Roman" w:cs="Times New Roman"/>
-          <w:sz w:val="28"/>
-          <w:szCs w:val="28"/>
-        </w:rPr>
-        <w:t xml:space="preserve"> списке</w:t>
-      </w:r>
-      <w:r>
-        <w:rPr>
-          <w:rFonts w:ascii="Times New Roman" w:hAnsi="Times New Roman" w:cs="Times New Roman"/>
-          <w:sz w:val="28"/>
-          <w:szCs w:val="28"/>
-        </w:rPr>
-        <w:t xml:space="preserve"> </w:t>
-      </w:r>
-      <w:r>
-        <w:rPr>
-          <w:rFonts w:ascii="Times New Roman" w:hAnsi="Times New Roman" w:cs="Times New Roman"/>
-          <w:color w:val="808080" w:themeColor="background1" w:themeShade="80"/>
-          <w:sz w:val="28"/>
-          <w:szCs w:val="28"/>
-          <w:lang w:val="en-US"/>
-        </w:rPr>
-        <w:t>File</w:t>
-      </w:r>
-      <w:r>
-        <w:rPr>
-          <w:rFonts w:ascii="Times New Roman" w:hAnsi="Times New Roman" w:cs="Times New Roman"/>
-          <w:color w:val="808080" w:themeColor="background1" w:themeShade="80"/>
-          <w:sz w:val="28"/>
-          <w:szCs w:val="28"/>
-        </w:rPr>
-        <w:t xml:space="preserve"> </w:t>
-      </w:r>
-      <w:r>
-        <w:rPr>
-          <w:color w:val="808080" w:themeColor="background1" w:themeShade="80"/>
-          <w:lang w:val="en-US"/>
-        </w:rPr>
-        <w:sym w:font="Wingdings" w:char="F0E0"/>
-      </w:r>
-      <w:r>
-        <w:rPr>
-          <w:rFonts w:ascii="Times New Roman" w:hAnsi="Times New Roman" w:cs="Times New Roman"/>
-          <w:color w:val="808080" w:themeColor="background1" w:themeShade="80"/>
-          <w:sz w:val="28"/>
-          <w:szCs w:val="28"/>
-        </w:rPr>
-        <w:t xml:space="preserve"> </w:t>
-      </w:r>
-      <w:r>
-        <w:rPr>
-          <w:rFonts w:ascii="Times New Roman" w:hAnsi="Times New Roman" w:cs="Times New Roman"/>
-          <w:color w:val="808080" w:themeColor="background1" w:themeShade="80"/>
-          <w:sz w:val="28"/>
-          <w:szCs w:val="28"/>
-          <w:lang w:val="en-US"/>
-        </w:rPr>
-        <w:t>Sources</w:t>
-      </w:r>
-      <w:r>
-        <w:rPr>
-          <w:rFonts w:ascii="Times New Roman" w:hAnsi="Times New Roman" w:cs="Times New Roman"/>
-          <w:color w:val="808080" w:themeColor="background1" w:themeShade="80"/>
-          <w:sz w:val="28"/>
-          <w:szCs w:val="28"/>
-        </w:rPr>
-        <w:t xml:space="preserve"> (</w:t>
-      </w:r>
-      <w:r>
-        <w:rPr>
-          <w:rFonts w:ascii="Times New Roman" w:hAnsi="Times New Roman" w:cs="Times New Roman"/>
-          <w:color w:val="808080" w:themeColor="background1" w:themeShade="80"/>
-          <w:sz w:val="28"/>
-          <w:szCs w:val="28"/>
-          <w:lang w:val="en-US"/>
-        </w:rPr>
-        <w:t>Ctrl</w:t>
-      </w:r>
-      <w:r>
-        <w:rPr>
-          <w:rFonts w:ascii="Times New Roman" w:hAnsi="Times New Roman" w:cs="Times New Roman"/>
-          <w:color w:val="808080" w:themeColor="background1" w:themeShade="80"/>
-          <w:sz w:val="28"/>
-          <w:szCs w:val="28"/>
-        </w:rPr>
-        <w:t xml:space="preserve"> + </w:t>
-      </w:r>
-      <w:r>
-        <w:rPr>
-          <w:rFonts w:ascii="Times New Roman" w:hAnsi="Times New Roman" w:cs="Times New Roman"/>
-          <w:color w:val="808080" w:themeColor="background1" w:themeShade="80"/>
-          <w:sz w:val="28"/>
-          <w:szCs w:val="28"/>
-          <w:lang w:val="en-US"/>
-        </w:rPr>
-        <w:t>S</w:t>
-      </w:r>
-      <w:r>
-        <w:rPr>
-          <w:rFonts w:ascii="Times New Roman" w:hAnsi="Times New Roman" w:cs="Times New Roman"/>
-          <w:color w:val="808080" w:themeColor="background1" w:themeShade="80"/>
-          <w:sz w:val="28"/>
-          <w:szCs w:val="28"/>
-        </w:rPr>
-        <w:t>)</w:t>
-      </w:r>
-    </w:p>
-    <w:p>
-      <w:pPr>
-        <w:jc w:val="both"/>
-        <w:rPr>
-          <w:rFonts w:ascii="Times New Roman" w:hAnsi="Times New Roman" w:cs="Times New Roman"/>
-          <w:b/>
-          <w:bCs/>
-          <w:sz w:val="28"/>
-          <w:szCs w:val="28"/>
-        </w:rPr>
-      </w:pPr>
-      <w:r>
-        <w:rPr>
-          <w:rFonts w:ascii="Times New Roman" w:hAnsi="Times New Roman" w:cs="Times New Roman"/>
-          <w:sz w:val="28"/>
-          <w:szCs w:val="28"/>
-        </w:rPr>
-        <w:t>Их</w:t>
-      </w:r>
-      <w:r>
-        <w:rPr>
-          <w:rFonts w:ascii="Times New Roman" w:hAnsi="Times New Roman" w:cs="Times New Roman"/>
-          <w:sz w:val="28"/>
-          <w:szCs w:val="28"/>
-        </w:rPr>
-        <w:t xml:space="preserve"> можно </w:t>
-      </w:r>
-      <w:r>
-        <w:rPr>
-          <w:rFonts w:ascii="Times New Roman" w:hAnsi="Times New Roman" w:cs="Times New Roman"/>
-          <w:sz w:val="28"/>
-          <w:szCs w:val="28"/>
-        </w:rPr>
-        <w:t>удал</w:t>
-      </w:r>
-      <w:r>
-        <w:rPr>
-          <w:rFonts w:ascii="Times New Roman" w:hAnsi="Times New Roman" w:cs="Times New Roman"/>
-          <w:sz w:val="28"/>
-          <w:szCs w:val="28"/>
-        </w:rPr>
-        <w:t>я</w:t>
-      </w:r>
-      <w:r>
-        <w:rPr>
-          <w:rFonts w:ascii="Times New Roman" w:hAnsi="Times New Roman" w:cs="Times New Roman"/>
-          <w:sz w:val="28"/>
-          <w:szCs w:val="28"/>
-        </w:rPr>
-        <w:t xml:space="preserve">ть и </w:t>
-      </w:r>
-      <w:r>
-        <w:rPr>
-          <w:rFonts w:ascii="Times New Roman" w:hAnsi="Times New Roman" w:cs="Times New Roman"/>
-          <w:sz w:val="28"/>
-          <w:szCs w:val="28"/>
-        </w:rPr>
-        <w:t>деактивировать</w:t>
-      </w:r>
-      <w:r>
-        <w:rPr>
-          <w:rFonts w:ascii="Times New Roman" w:hAnsi="Times New Roman" w:cs="Times New Roman"/>
-          <w:sz w:val="28"/>
-          <w:szCs w:val="28"/>
-        </w:rPr>
-        <w:t xml:space="preserve">. </w:t>
-      </w:r>
-      <w:r>
-        <w:rPr>
-          <w:rFonts w:ascii="Times New Roman" w:hAnsi="Times New Roman" w:cs="Times New Roman"/>
-          <w:sz w:val="28"/>
-          <w:szCs w:val="28"/>
-        </w:rPr>
-        <w:t xml:space="preserve">Новый источник добавляется по кнопке </w:t>
-      </w:r>
-      <w:r>
-        <w:rPr>
-          <w:rFonts w:ascii="Times New Roman" w:hAnsi="Times New Roman" w:cs="Times New Roman"/>
-          <w:b/>
-          <w:bCs/>
-          <w:sz w:val="28"/>
-          <w:szCs w:val="28"/>
-          <w:lang w:val="en-US"/>
-        </w:rPr>
-        <w:t>Add</w:t>
-      </w:r>
-      <w:r>
-        <w:rPr>
-          <w:rFonts w:ascii="Times New Roman" w:hAnsi="Times New Roman" w:cs="Times New Roman"/>
-          <w:b/>
-          <w:bCs/>
-          <w:sz w:val="28"/>
-          <w:szCs w:val="28"/>
-        </w:rPr>
-        <w:t xml:space="preserve"> </w:t>
-      </w:r>
-      <w:r>
-        <w:rPr>
-          <w:rFonts w:ascii="Times New Roman" w:hAnsi="Times New Roman" w:cs="Times New Roman"/>
-          <w:b/>
-          <w:bCs/>
-          <w:sz w:val="28"/>
-          <w:szCs w:val="28"/>
-          <w:lang w:val="en-US"/>
-        </w:rPr>
-        <w:t>RSS</w:t>
-      </w:r>
-      <w:r>
-        <w:rPr>
-          <w:rFonts w:ascii="Times New Roman" w:hAnsi="Times New Roman" w:cs="Times New Roman"/>
-          <w:sz w:val="28"/>
-          <w:szCs w:val="28"/>
-        </w:rPr>
-        <w:t>.</w:t>
-      </w:r>
-    </w:p>
-    <w:p>
-      <w:pPr>
-        <w:jc w:val="both"/>
-        <w:rPr>
-          <w:rFonts w:ascii="Times New Roman" w:hAnsi="Times New Roman" w:cs="Times New Roman"/>
-          <w:sz w:val="28"/>
-          <w:szCs w:val="28"/>
-          <w:lang w:val="en-US"/>
+        <w:t>(без отсева заголовков)</w:t>
+      </w:r>
+    </w:p>
+    <w:p>
+      <w:pPr>
+        <w:jc w:val="both"/>
+        <w:rPr>
+          <w:rFonts w:ascii="Times New Roman" w:hAnsi="Times New Roman" w:cs="Times New Roman"/>
+          <w:sz w:val="28"/>
+          <w:szCs w:val="28"/>
         </w:rPr>
       </w:pPr>
       <w:r>
@@ -2055,10 +2272,10 @@
           <w:noProof/>
         </w:rPr>
         <w:drawing>
-          <wp:inline distT="0" distB="0" distL="0" distR="0" wp14:anchorId="7D874414" wp14:editId="794A5AC0">
-            <wp:extent cx="3968581" cy="2457907"/>
-            <wp:effectExtent l="0" t="0" r="0" b="0"/>
-            <wp:docPr id="4" name="Рисунок 4"/>
+          <wp:inline distT="0" distB="0" distL="0" distR="0" wp14:anchorId="7CB6E8D2" wp14:editId="58E715BD">
+            <wp:extent cx="6661150" cy="1700530"/>
+            <wp:effectExtent l="0" t="0" r="6350" b="0"/>
+            <wp:docPr id="673755548" name="Рисунок 1"/>
             <wp:cNvGraphicFramePr>
               <a:graphicFrameLocks xmlns:a="http://schemas.openxmlformats.org/drawingml/2006/main" noChangeAspect="1"/>
             </wp:cNvGraphicFramePr>
@@ -2066,7 +2283,7 @@
               <a:graphicData uri="http://schemas.openxmlformats.org/drawingml/2006/picture">
                 <pic:pic xmlns:pic="http://schemas.openxmlformats.org/drawingml/2006/picture">
                   <pic:nvPicPr>
-                    <pic:cNvPr id="1" name=""/>
+                    <pic:cNvPr id="673755548" name=""/>
                     <pic:cNvPicPr/>
                   </pic:nvPicPr>
                   <pic:blipFill>
@@ -2078,7 +2295,7 @@
                   <pic:spPr>
                     <a:xfrm>
                       <a:off x="0" y="0"/>
-                      <a:ext cx="4022707" cy="2491429"/>
+                      <a:ext cx="6661150" cy="1700530"/>
                     </a:xfrm>
                     <a:prstGeom prst="rect">
                       <a:avLst/>
@@ -2096,79 +2313,517 @@
         <w:jc w:val="both"/>
         <w:rPr>
           <w:rFonts w:ascii="Times New Roman" w:hAnsi="Times New Roman" w:cs="Times New Roman"/>
-          <w:b/>
-          <w:bCs/>
-          <w:sz w:val="28"/>
-          <w:szCs w:val="28"/>
-        </w:rPr>
-      </w:pPr>
-    </w:p>
-    <w:p>
-      <w:pPr>
-        <w:jc w:val="both"/>
-        <w:rPr>
-          <w:rFonts w:ascii="Times New Roman" w:hAnsi="Times New Roman" w:cs="Times New Roman"/>
-          <w:b/>
-          <w:bCs/>
-          <w:sz w:val="28"/>
-          <w:szCs w:val="28"/>
-        </w:rPr>
-      </w:pPr>
-    </w:p>
-    <w:p>
-      <w:pPr>
-        <w:jc w:val="both"/>
-        <w:rPr>
-          <w:rFonts w:ascii="Times New Roman" w:hAnsi="Times New Roman" w:cs="Times New Roman"/>
-          <w:b/>
-          <w:bCs/>
-          <w:sz w:val="28"/>
-          <w:szCs w:val="28"/>
-        </w:rPr>
-      </w:pPr>
-    </w:p>
-    <w:p>
-      <w:pPr>
-        <w:jc w:val="both"/>
-        <w:rPr>
-          <w:rFonts w:ascii="Times New Roman" w:hAnsi="Times New Roman" w:cs="Times New Roman"/>
-          <w:b/>
-          <w:bCs/>
-          <w:sz w:val="28"/>
-          <w:szCs w:val="28"/>
-        </w:rPr>
-      </w:pPr>
-    </w:p>
-    <w:p>
-      <w:pPr>
-        <w:jc w:val="both"/>
-        <w:rPr>
-          <w:rFonts w:ascii="Times New Roman" w:hAnsi="Times New Roman" w:cs="Times New Roman"/>
-          <w:b/>
-          <w:bCs/>
-          <w:sz w:val="28"/>
-          <w:szCs w:val="28"/>
-        </w:rPr>
-      </w:pPr>
-    </w:p>
-    <w:p>
-      <w:pPr>
-        <w:jc w:val="both"/>
-        <w:rPr>
-          <w:rFonts w:ascii="Times New Roman" w:hAnsi="Times New Roman" w:cs="Times New Roman"/>
-          <w:sz w:val="28"/>
-          <w:szCs w:val="28"/>
-        </w:rPr>
-      </w:pPr>
-      <w:r>
-        <w:rPr>
-          <w:rFonts w:ascii="Times New Roman" w:hAnsi="Times New Roman" w:cs="Times New Roman"/>
-          <w:b/>
-          <w:bCs/>
-          <w:sz w:val="28"/>
-          <w:szCs w:val="28"/>
-        </w:rPr>
-        <w:lastRenderedPageBreak/>
+          <w:i/>
+          <w:iCs/>
+          <w:sz w:val="28"/>
+          <w:szCs w:val="28"/>
+          <w:lang w:val="en-US"/>
+        </w:rPr>
+      </w:pPr>
+      <w:r>
+        <w:rPr>
+          <w:rFonts w:ascii="Times New Roman" w:hAnsi="Times New Roman" w:cs="Times New Roman"/>
+          <w:sz w:val="28"/>
+          <w:szCs w:val="28"/>
+        </w:rPr>
+        <w:t>Для</w:t>
+      </w:r>
+      <w:r>
+        <w:rPr>
+          <w:rFonts w:ascii="Times New Roman" w:hAnsi="Times New Roman" w:cs="Times New Roman"/>
+          <w:sz w:val="28"/>
+          <w:szCs w:val="28"/>
+        </w:rPr>
+        <w:t xml:space="preserve"> </w:t>
+      </w:r>
+      <w:r>
+        <w:rPr>
+          <w:rFonts w:ascii="Times New Roman" w:hAnsi="Times New Roman" w:cs="Times New Roman"/>
+          <w:sz w:val="28"/>
+          <w:szCs w:val="28"/>
+        </w:rPr>
+        <w:t xml:space="preserve">просмотра </w:t>
+      </w:r>
+      <w:r>
+        <w:rPr>
+          <w:rFonts w:ascii="Times New Roman" w:hAnsi="Times New Roman" w:cs="Times New Roman"/>
+          <w:sz w:val="28"/>
+          <w:szCs w:val="28"/>
+          <w:u w:val="single"/>
+        </w:rPr>
+        <w:t>всех</w:t>
+      </w:r>
+      <w:r>
+        <w:rPr>
+          <w:rFonts w:ascii="Times New Roman" w:hAnsi="Times New Roman" w:cs="Times New Roman"/>
+          <w:sz w:val="28"/>
+          <w:szCs w:val="28"/>
+        </w:rPr>
+        <w:t xml:space="preserve"> новостей</w:t>
+      </w:r>
+      <w:r>
+        <w:rPr>
+          <w:rFonts w:ascii="Times New Roman" w:hAnsi="Times New Roman" w:cs="Times New Roman"/>
+          <w:sz w:val="28"/>
+          <w:szCs w:val="28"/>
+        </w:rPr>
+        <w:t xml:space="preserve"> за </w:t>
+      </w:r>
+      <w:r>
+        <w:rPr>
+          <w:rFonts w:ascii="Times New Roman" w:hAnsi="Times New Roman" w:cs="Times New Roman"/>
+          <w:sz w:val="28"/>
+          <w:szCs w:val="28"/>
+        </w:rPr>
+        <w:t xml:space="preserve">выбранный </w:t>
+      </w:r>
+      <w:r>
+        <w:rPr>
+          <w:rFonts w:ascii="Times New Roman" w:hAnsi="Times New Roman" w:cs="Times New Roman"/>
+          <w:sz w:val="28"/>
+          <w:szCs w:val="28"/>
+        </w:rPr>
+        <w:t>период</w:t>
+      </w:r>
+      <w:r>
+        <w:rPr>
+          <w:rFonts w:ascii="Times New Roman" w:hAnsi="Times New Roman" w:cs="Times New Roman"/>
+          <w:sz w:val="28"/>
+          <w:szCs w:val="28"/>
+        </w:rPr>
+        <w:t xml:space="preserve"> необходимо</w:t>
+      </w:r>
+      <w:r>
+        <w:rPr>
+          <w:rFonts w:ascii="Times New Roman" w:hAnsi="Times New Roman" w:cs="Times New Roman"/>
+          <w:sz w:val="28"/>
+          <w:szCs w:val="28"/>
+        </w:rPr>
+        <w:t xml:space="preserve"> наж</w:t>
+      </w:r>
+      <w:r>
+        <w:rPr>
+          <w:rFonts w:ascii="Times New Roman" w:hAnsi="Times New Roman" w:cs="Times New Roman"/>
+          <w:sz w:val="28"/>
+          <w:szCs w:val="28"/>
+        </w:rPr>
+        <w:t>ать на</w:t>
+      </w:r>
+      <w:r>
+        <w:rPr>
+          <w:rFonts w:ascii="Times New Roman" w:hAnsi="Times New Roman" w:cs="Times New Roman"/>
+          <w:sz w:val="28"/>
+          <w:szCs w:val="28"/>
+        </w:rPr>
+        <w:t xml:space="preserve"> зелёную кнопку </w:t>
+      </w:r>
+      <w:r>
+        <w:rPr>
+          <w:rFonts w:ascii="Times New Roman" w:hAnsi="Times New Roman" w:cs="Times New Roman"/>
+          <w:sz w:val="28"/>
+          <w:szCs w:val="28"/>
+        </w:rPr>
+        <w:t xml:space="preserve">с </w:t>
+      </w:r>
+      <w:r>
+        <w:rPr>
+          <w:rFonts w:ascii="Times New Roman" w:hAnsi="Times New Roman" w:cs="Times New Roman"/>
+          <w:b/>
+          <w:bCs/>
+          <w:sz w:val="28"/>
+          <w:szCs w:val="28"/>
+          <w:u w:val="single"/>
+        </w:rPr>
+        <w:t>пустым</w:t>
+      </w:r>
+      <w:r>
+        <w:rPr>
+          <w:rFonts w:ascii="Times New Roman" w:hAnsi="Times New Roman" w:cs="Times New Roman"/>
+          <w:sz w:val="28"/>
+          <w:szCs w:val="28"/>
+        </w:rPr>
+        <w:t xml:space="preserve"> полем</w:t>
+      </w:r>
+      <w:r>
+        <w:rPr>
+          <w:rFonts w:ascii="Times New Roman" w:hAnsi="Times New Roman" w:cs="Times New Roman"/>
+          <w:sz w:val="28"/>
+          <w:szCs w:val="28"/>
+        </w:rPr>
+        <w:t xml:space="preserve"> для ввода</w:t>
+      </w:r>
+      <w:r>
+        <w:rPr>
+          <w:rFonts w:ascii="Times New Roman" w:hAnsi="Times New Roman" w:cs="Times New Roman"/>
+          <w:sz w:val="28"/>
+          <w:szCs w:val="28"/>
+        </w:rPr>
+        <w:t xml:space="preserve"> (</w:t>
+      </w:r>
+      <w:r>
+        <w:rPr>
+          <w:rFonts w:ascii="Times New Roman" w:hAnsi="Times New Roman" w:cs="Times New Roman"/>
+          <w:i/>
+          <w:iCs/>
+          <w:sz w:val="28"/>
+          <w:szCs w:val="28"/>
+        </w:rPr>
+        <w:t>т.е. необходимо удалить слово «</w:t>
+      </w:r>
+      <w:proofErr w:type="spellStart"/>
+      <w:r>
+        <w:rPr>
+          <w:rFonts w:ascii="Times New Roman" w:hAnsi="Times New Roman" w:cs="Times New Roman"/>
+          <w:i/>
+          <w:iCs/>
+          <w:sz w:val="28"/>
+          <w:szCs w:val="28"/>
+        </w:rPr>
+        <w:t>росси</w:t>
+      </w:r>
+      <w:proofErr w:type="spellEnd"/>
+      <w:r>
+        <w:rPr>
+          <w:rFonts w:ascii="Times New Roman" w:hAnsi="Times New Roman" w:cs="Times New Roman"/>
+          <w:i/>
+          <w:iCs/>
+          <w:sz w:val="28"/>
+          <w:szCs w:val="28"/>
+        </w:rPr>
+        <w:t>»</w:t>
+      </w:r>
+      <w:r>
+        <w:rPr>
+          <w:rFonts w:ascii="Times New Roman" w:hAnsi="Times New Roman" w:cs="Times New Roman"/>
+          <w:i/>
+          <w:iCs/>
+          <w:sz w:val="28"/>
+          <w:szCs w:val="28"/>
+        </w:rPr>
+        <w:t xml:space="preserve"> нажав на крестик рядом с полем</w:t>
+      </w:r>
+      <w:r>
+        <w:rPr>
+          <w:rFonts w:ascii="Times New Roman" w:hAnsi="Times New Roman" w:cs="Times New Roman"/>
+          <w:i/>
+          <w:iCs/>
+          <w:sz w:val="28"/>
+          <w:szCs w:val="28"/>
+        </w:rPr>
+        <w:t>)</w:t>
+      </w:r>
+      <w:r>
+        <w:rPr>
+          <w:rFonts w:ascii="Times New Roman" w:hAnsi="Times New Roman" w:cs="Times New Roman"/>
+          <w:i/>
+          <w:iCs/>
+          <w:sz w:val="28"/>
+          <w:szCs w:val="28"/>
+        </w:rPr>
+        <w:t>.</w:t>
+      </w:r>
+    </w:p>
+    <w:p>
+      <w:pPr>
+        <w:rPr>
+          <w:rFonts w:ascii="Times New Roman" w:hAnsi="Times New Roman" w:cs="Times New Roman"/>
+          <w:sz w:val="28"/>
+          <w:szCs w:val="28"/>
+        </w:rPr>
+      </w:pPr>
+      <w:r>
+        <w:rPr>
+          <w:rFonts w:ascii="Times New Roman" w:hAnsi="Times New Roman" w:cs="Times New Roman"/>
+          <w:b/>
+          <w:bCs/>
+          <w:sz w:val="28"/>
+          <w:szCs w:val="28"/>
+        </w:rPr>
+        <w:t>Варианты поиска</w:t>
+      </w:r>
+      <w:r>
+        <w:rPr>
+          <w:rFonts w:ascii="Times New Roman" w:hAnsi="Times New Roman" w:cs="Times New Roman"/>
+          <w:sz w:val="28"/>
+          <w:szCs w:val="28"/>
+        </w:rPr>
+        <w:t>:</w:t>
+      </w:r>
+      <w:r>
+        <w:rPr>
+          <w:rFonts w:ascii="Times New Roman" w:hAnsi="Times New Roman" w:cs="Times New Roman"/>
+          <w:sz w:val="28"/>
+          <w:szCs w:val="28"/>
+        </w:rPr>
+        <w:br/>
+      </w:r>
+      <w:r>
+        <w:rPr>
+          <w:rFonts w:ascii="Times New Roman" w:hAnsi="Times New Roman" w:cs="Times New Roman"/>
+          <w:sz w:val="28"/>
+          <w:szCs w:val="28"/>
+        </w:rPr>
+        <w:t xml:space="preserve">1. </w:t>
+      </w:r>
+      <w:proofErr w:type="spellStart"/>
+      <w:r>
+        <w:rPr>
+          <w:rFonts w:ascii="Times New Roman" w:hAnsi="Times New Roman" w:cs="Times New Roman"/>
+          <w:sz w:val="28"/>
+          <w:szCs w:val="28"/>
+        </w:rPr>
+        <w:t>москв</w:t>
+      </w:r>
+      <w:proofErr w:type="spellEnd"/>
+      <w:r>
+        <w:rPr>
+          <w:rFonts w:ascii="Times New Roman" w:hAnsi="Times New Roman" w:cs="Times New Roman"/>
+          <w:sz w:val="28"/>
+          <w:szCs w:val="28"/>
+        </w:rPr>
+        <w:br/>
+      </w:r>
+      <w:r>
+        <w:rPr>
+          <w:rFonts w:ascii="Times New Roman" w:hAnsi="Times New Roman" w:cs="Times New Roman"/>
+          <w:sz w:val="28"/>
+          <w:szCs w:val="28"/>
+        </w:rPr>
+        <w:t xml:space="preserve">2. </w:t>
+      </w:r>
+      <w:proofErr w:type="spellStart"/>
+      <w:r>
+        <w:rPr>
+          <w:rFonts w:ascii="Times New Roman" w:hAnsi="Times New Roman" w:cs="Times New Roman"/>
+          <w:sz w:val="28"/>
+          <w:szCs w:val="28"/>
+        </w:rPr>
+        <w:t>москв</w:t>
+      </w:r>
+      <w:proofErr w:type="spellEnd"/>
+      <w:r>
+        <w:rPr>
+          <w:rFonts w:ascii="Times New Roman" w:hAnsi="Times New Roman" w:cs="Times New Roman"/>
+          <w:sz w:val="28"/>
+          <w:szCs w:val="28"/>
+        </w:rPr>
+        <w:t xml:space="preserve">, </w:t>
+      </w:r>
+      <w:proofErr w:type="spellStart"/>
+      <w:r>
+        <w:rPr>
+          <w:rFonts w:ascii="Times New Roman" w:hAnsi="Times New Roman" w:cs="Times New Roman"/>
+          <w:sz w:val="28"/>
+          <w:szCs w:val="28"/>
+        </w:rPr>
+        <w:t>росси</w:t>
+      </w:r>
+      <w:proofErr w:type="spellEnd"/>
+      <w:r>
+        <w:rPr>
+          <w:rFonts w:ascii="Times New Roman" w:hAnsi="Times New Roman" w:cs="Times New Roman"/>
+          <w:sz w:val="28"/>
+          <w:szCs w:val="28"/>
+        </w:rPr>
+        <w:br/>
+      </w:r>
+      <w:r>
+        <w:rPr>
+          <w:rFonts w:ascii="Times New Roman" w:hAnsi="Times New Roman" w:cs="Times New Roman"/>
+          <w:sz w:val="28"/>
+          <w:szCs w:val="28"/>
+        </w:rPr>
+        <w:t xml:space="preserve">3. </w:t>
+      </w:r>
+      <w:proofErr w:type="spellStart"/>
+      <w:r>
+        <w:rPr>
+          <w:rFonts w:ascii="Times New Roman" w:hAnsi="Times New Roman" w:cs="Times New Roman"/>
+          <w:sz w:val="28"/>
+          <w:szCs w:val="28"/>
+        </w:rPr>
+        <w:t>москв</w:t>
+      </w:r>
+      <w:proofErr w:type="spellEnd"/>
+      <w:r>
+        <w:rPr>
+          <w:rFonts w:ascii="Times New Roman" w:hAnsi="Times New Roman" w:cs="Times New Roman"/>
+          <w:sz w:val="28"/>
+          <w:szCs w:val="28"/>
+        </w:rPr>
+        <w:t xml:space="preserve">, </w:t>
+      </w:r>
+      <w:proofErr w:type="spellStart"/>
+      <w:r>
+        <w:rPr>
+          <w:rFonts w:ascii="Times New Roman" w:hAnsi="Times New Roman" w:cs="Times New Roman"/>
+          <w:sz w:val="28"/>
+          <w:szCs w:val="28"/>
+        </w:rPr>
+        <w:t>росси</w:t>
+      </w:r>
+      <w:proofErr w:type="spellEnd"/>
+      <w:r>
+        <w:rPr>
+          <w:rFonts w:ascii="Times New Roman" w:hAnsi="Times New Roman" w:cs="Times New Roman"/>
+          <w:sz w:val="28"/>
+          <w:szCs w:val="28"/>
+        </w:rPr>
+        <w:t xml:space="preserve">*укра, </w:t>
+      </w:r>
+      <w:proofErr w:type="spellStart"/>
+      <w:r>
+        <w:rPr>
+          <w:rFonts w:ascii="Times New Roman" w:hAnsi="Times New Roman" w:cs="Times New Roman"/>
+          <w:sz w:val="28"/>
+          <w:szCs w:val="28"/>
+        </w:rPr>
+        <w:t>бпла</w:t>
+      </w:r>
+      <w:proofErr w:type="spellEnd"/>
+      <w:r>
+        <w:rPr>
+          <w:rFonts w:ascii="Times New Roman" w:hAnsi="Times New Roman" w:cs="Times New Roman"/>
+          <w:sz w:val="28"/>
+          <w:szCs w:val="28"/>
+        </w:rPr>
+        <w:t xml:space="preserve"> (всё, что после * исключается из результатов)</w:t>
+      </w:r>
+      <w:r>
+        <w:rPr>
+          <w:rFonts w:ascii="Times New Roman" w:hAnsi="Times New Roman" w:cs="Times New Roman"/>
+          <w:sz w:val="28"/>
+          <w:szCs w:val="28"/>
+        </w:rPr>
+        <w:br/>
+      </w:r>
+      <w:r>
+        <w:rPr>
+          <w:rFonts w:ascii="Times New Roman" w:hAnsi="Times New Roman" w:cs="Times New Roman"/>
+          <w:sz w:val="28"/>
+          <w:szCs w:val="28"/>
+        </w:rPr>
+        <w:t xml:space="preserve">4. </w:t>
+      </w:r>
+      <w:r>
+        <w:rPr>
+          <w:rFonts w:ascii="Times New Roman" w:hAnsi="Times New Roman" w:cs="Times New Roman"/>
+          <w:sz w:val="28"/>
+          <w:szCs w:val="28"/>
+        </w:rPr>
+        <w:t xml:space="preserve">*укра, </w:t>
+      </w:r>
+      <w:proofErr w:type="spellStart"/>
+      <w:r>
+        <w:rPr>
+          <w:rFonts w:ascii="Times New Roman" w:hAnsi="Times New Roman" w:cs="Times New Roman"/>
+          <w:sz w:val="28"/>
+          <w:szCs w:val="28"/>
+        </w:rPr>
+        <w:t>бпла</w:t>
+      </w:r>
+      <w:proofErr w:type="spellEnd"/>
+      <w:r>
+        <w:rPr>
+          <w:rFonts w:ascii="Times New Roman" w:hAnsi="Times New Roman" w:cs="Times New Roman"/>
+          <w:sz w:val="28"/>
+          <w:szCs w:val="28"/>
+        </w:rPr>
+        <w:t xml:space="preserve"> (</w:t>
+      </w:r>
+      <w:r>
+        <w:rPr>
+          <w:rFonts w:ascii="Times New Roman" w:hAnsi="Times New Roman" w:cs="Times New Roman"/>
+          <w:sz w:val="28"/>
+          <w:szCs w:val="28"/>
+        </w:rPr>
+        <w:t xml:space="preserve">почитать все новости за </w:t>
+      </w:r>
+      <w:r>
+        <w:rPr>
+          <w:rFonts w:ascii="Times New Roman" w:hAnsi="Times New Roman" w:cs="Times New Roman"/>
+          <w:sz w:val="28"/>
+          <w:szCs w:val="28"/>
+        </w:rPr>
+        <w:t>исключ</w:t>
+      </w:r>
+      <w:r>
+        <w:rPr>
+          <w:rFonts w:ascii="Times New Roman" w:hAnsi="Times New Roman" w:cs="Times New Roman"/>
+          <w:sz w:val="28"/>
+          <w:szCs w:val="28"/>
+        </w:rPr>
+        <w:t>ением указанных после *</w:t>
+      </w:r>
+      <w:r>
+        <w:rPr>
+          <w:rFonts w:ascii="Times New Roman" w:hAnsi="Times New Roman" w:cs="Times New Roman"/>
+          <w:sz w:val="28"/>
+          <w:szCs w:val="28"/>
+        </w:rPr>
+        <w:t>)</w:t>
+      </w:r>
+      <w:r>
+        <w:rPr>
+          <w:rFonts w:ascii="Times New Roman" w:hAnsi="Times New Roman" w:cs="Times New Roman"/>
+          <w:sz w:val="28"/>
+          <w:szCs w:val="28"/>
+        </w:rPr>
+        <w:br/>
+      </w:r>
+      <w:r>
+        <w:rPr>
+          <w:rFonts w:ascii="Times New Roman" w:hAnsi="Times New Roman" w:cs="Times New Roman"/>
+          <w:sz w:val="28"/>
+          <w:szCs w:val="28"/>
+        </w:rPr>
+        <w:t xml:space="preserve">5. </w:t>
+      </w:r>
+      <w:r>
+        <w:rPr>
+          <w:rFonts w:ascii="Times New Roman" w:hAnsi="Times New Roman" w:cs="Times New Roman"/>
+          <w:sz w:val="28"/>
+          <w:szCs w:val="28"/>
+        </w:rPr>
+        <w:t>ничего не писать</w:t>
+      </w:r>
+      <w:r>
+        <w:rPr>
+          <w:rFonts w:ascii="Times New Roman" w:hAnsi="Times New Roman" w:cs="Times New Roman"/>
+          <w:sz w:val="28"/>
+          <w:szCs w:val="28"/>
+        </w:rPr>
+        <w:t xml:space="preserve"> и посмотреть все новости за период</w:t>
+      </w:r>
+    </w:p>
+    <w:p>
+      <w:pPr>
+        <w:rPr>
+          <w:rFonts w:ascii="Times New Roman" w:hAnsi="Times New Roman" w:cs="Times New Roman"/>
+          <w:b/>
+          <w:bCs/>
+          <w:sz w:val="28"/>
+          <w:szCs w:val="28"/>
+        </w:rPr>
+      </w:pPr>
+    </w:p>
+    <w:p>
+      <w:pPr>
+        <w:jc w:val="both"/>
+        <w:rPr>
+          <w:rFonts w:ascii="Times New Roman" w:hAnsi="Times New Roman" w:cs="Times New Roman"/>
+          <w:sz w:val="28"/>
+          <w:szCs w:val="28"/>
+        </w:rPr>
+      </w:pPr>
+      <w:r>
+        <w:rPr>
+          <w:rFonts w:ascii="Times New Roman" w:hAnsi="Times New Roman" w:cs="Times New Roman"/>
+          <w:b/>
+          <w:bCs/>
+          <w:sz w:val="28"/>
+          <w:szCs w:val="28"/>
+        </w:rPr>
         <w:t xml:space="preserve">Сектор </w:t>
       </w:r>
       <w:r>
@@ -2205,7 +2860,23 @@
           <w:sz w:val="28"/>
           <w:szCs w:val="28"/>
         </w:rPr>
-        <w:t xml:space="preserve">оиск по ключевым словам. </w:t>
+        <w:t xml:space="preserve">оиск по </w:t>
+      </w:r>
+      <w:r>
+        <w:rPr>
+          <w:rFonts w:ascii="Times New Roman" w:hAnsi="Times New Roman" w:cs="Times New Roman"/>
+          <w:sz w:val="28"/>
+          <w:szCs w:val="28"/>
+        </w:rPr>
+        <w:t>сохранённым</w:t>
+      </w:r>
+      <w:r>
+        <w:rPr>
+          <w:rFonts w:ascii="Times New Roman" w:hAnsi="Times New Roman" w:cs="Times New Roman"/>
+          <w:sz w:val="28"/>
+          <w:szCs w:val="28"/>
+        </w:rPr>
+        <w:t xml:space="preserve"> словам. </w:t>
       </w:r>
     </w:p>
     <w:p>
@@ -2344,7 +3015,9 @@
       <w:r>
         <w:rPr>
           <w:rFonts w:ascii="Times New Roman" w:hAnsi="Times New Roman" w:cs="Times New Roman"/>
-          <w:color w:val="808080" w:themeColor="background1" w:themeShade="80"/>
+          <w:b/>
+          <w:bCs/>
+          <w:color w:val="EE0000"/>
           <w:sz w:val="28"/>
           <w:szCs w:val="28"/>
           <w:lang w:val="en-US"/>
@@ -2354,15 +3027,19 @@
       <w:r>
         <w:rPr>
           <w:rFonts w:ascii="Times New Roman" w:hAnsi="Times New Roman" w:cs="Times New Roman"/>
-          <w:color w:val="808080" w:themeColor="background1" w:themeShade="80"/>
-          <w:sz w:val="28"/>
-          <w:szCs w:val="28"/>
-        </w:rPr>
-        <w:t xml:space="preserve"> </w:t>
-      </w:r>
-      <w:r>
-        <w:rPr>
-          <w:color w:val="808080" w:themeColor="background1" w:themeShade="80"/>
+          <w:b/>
+          <w:bCs/>
+          <w:color w:val="EE0000"/>
+          <w:sz w:val="28"/>
+          <w:szCs w:val="28"/>
+        </w:rPr>
+        <w:t xml:space="preserve"> </w:t>
+      </w:r>
+      <w:r>
+        <w:rPr>
+          <w:b/>
+          <w:bCs/>
+          <w:color w:val="EE0000"/>
           <w:lang w:val="en-US"/>
         </w:rPr>
         <w:sym w:font="Wingdings" w:char="F0E0"/>
@@ -2370,16 +3047,20 @@
       <w:r>
         <w:rPr>
           <w:rFonts w:ascii="Times New Roman" w:hAnsi="Times New Roman" w:cs="Times New Roman"/>
-          <w:color w:val="808080" w:themeColor="background1" w:themeShade="80"/>
-          <w:sz w:val="28"/>
-          <w:szCs w:val="28"/>
-        </w:rPr>
-        <w:t xml:space="preserve"> </w:t>
-      </w:r>
-      <w:r>
-        <w:rPr>
-          <w:rFonts w:ascii="Times New Roman" w:hAnsi="Times New Roman" w:cs="Times New Roman"/>
-          <w:color w:val="808080" w:themeColor="background1" w:themeShade="80"/>
+          <w:b/>
+          <w:bCs/>
+          <w:color w:val="EE0000"/>
+          <w:sz w:val="28"/>
+          <w:szCs w:val="28"/>
+        </w:rPr>
+        <w:t xml:space="preserve"> </w:t>
+      </w:r>
+      <w:r>
+        <w:rPr>
+          <w:rFonts w:ascii="Times New Roman" w:hAnsi="Times New Roman" w:cs="Times New Roman"/>
+          <w:b/>
+          <w:bCs/>
+          <w:color w:val="EE0000"/>
           <w:sz w:val="28"/>
           <w:szCs w:val="28"/>
           <w:lang w:val="en-US"/>
@@ -2389,7 +3070,9 @@
       <w:r>
         <w:rPr>
           <w:rFonts w:ascii="Times New Roman" w:hAnsi="Times New Roman" w:cs="Times New Roman"/>
-          <w:color w:val="808080" w:themeColor="background1" w:themeShade="80"/>
+          <w:b/>
+          <w:bCs/>
+          <w:color w:val="EE0000"/>
           <w:sz w:val="28"/>
           <w:szCs w:val="28"/>
         </w:rPr>
@@ -2398,7 +3081,9 @@
       <w:r>
         <w:rPr>
           <w:rFonts w:ascii="Times New Roman" w:hAnsi="Times New Roman" w:cs="Times New Roman"/>
-          <w:color w:val="808080" w:themeColor="background1" w:themeShade="80"/>
+          <w:b/>
+          <w:bCs/>
+          <w:color w:val="EE0000"/>
           <w:sz w:val="28"/>
           <w:szCs w:val="28"/>
           <w:lang w:val="en-US"/>
@@ -2408,7 +3093,9 @@
       <w:r>
         <w:rPr>
           <w:rFonts w:ascii="Times New Roman" w:hAnsi="Times New Roman" w:cs="Times New Roman"/>
-          <w:color w:val="808080" w:themeColor="background1" w:themeShade="80"/>
+          <w:b/>
+          <w:bCs/>
+          <w:color w:val="EE0000"/>
           <w:sz w:val="28"/>
           <w:szCs w:val="28"/>
         </w:rPr>
@@ -2417,7 +3104,9 @@
       <w:r>
         <w:rPr>
           <w:rFonts w:ascii="Times New Roman" w:hAnsi="Times New Roman" w:cs="Times New Roman"/>
-          <w:color w:val="808080" w:themeColor="background1" w:themeShade="80"/>
+          <w:b/>
+          <w:bCs/>
+          <w:color w:val="EE0000"/>
           <w:sz w:val="28"/>
           <w:szCs w:val="28"/>
           <w:lang w:val="en-US"/>
@@ -2427,20 +3116,14 @@
       <w:r>
         <w:rPr>
           <w:rFonts w:ascii="Times New Roman" w:hAnsi="Times New Roman" w:cs="Times New Roman"/>
-          <w:color w:val="808080" w:themeColor="background1" w:themeShade="80"/>
+          <w:b/>
+          <w:bCs/>
+          <w:color w:val="EE0000"/>
           <w:sz w:val="28"/>
           <w:szCs w:val="28"/>
         </w:rPr>
         <w:t>)</w:t>
       </w:r>
-      <w:r>
-        <w:rPr>
-          <w:rFonts w:ascii="Times New Roman" w:hAnsi="Times New Roman" w:cs="Times New Roman"/>
-          <w:sz w:val="28"/>
-          <w:szCs w:val="28"/>
-        </w:rPr>
-        <w:t>:</w:t>
-      </w:r>
     </w:p>
     <w:p>
       <w:pPr>
@@ -2455,6 +3138,7 @@
         <w:rPr>
           <w:noProof/>
         </w:rPr>
+        <w:lastRenderedPageBreak/>
         <w:drawing>
           <wp:inline distT="0" distB="0" distL="0" distR="0" wp14:anchorId="44D99AE1" wp14:editId="51A4A617">
             <wp:extent cx="1842122" cy="1397203"/>
@@ -2814,91 +3498,18 @@
         <w:jc w:val="both"/>
         <w:rPr>
           <w:rFonts w:ascii="Times New Roman" w:hAnsi="Times New Roman" w:cs="Times New Roman"/>
-          <w:b/>
-          <w:bCs/>
-          <w:sz w:val="28"/>
-          <w:szCs w:val="28"/>
-        </w:rPr>
-      </w:pPr>
-    </w:p>
-    <w:p>
-      <w:pPr>
-        <w:jc w:val="both"/>
-        <w:rPr>
-          <w:rFonts w:ascii="Times New Roman" w:hAnsi="Times New Roman" w:cs="Times New Roman"/>
-          <w:b/>
-          <w:bCs/>
-          <w:sz w:val="28"/>
-          <w:szCs w:val="28"/>
-        </w:rPr>
-      </w:pPr>
-    </w:p>
-    <w:p>
-      <w:pPr>
-        <w:jc w:val="both"/>
-        <w:rPr>
-          <w:rFonts w:ascii="Times New Roman" w:hAnsi="Times New Roman" w:cs="Times New Roman"/>
-          <w:b/>
-          <w:bCs/>
-          <w:sz w:val="28"/>
-          <w:szCs w:val="28"/>
-        </w:rPr>
-      </w:pPr>
-    </w:p>
-    <w:p>
-      <w:pPr>
-        <w:jc w:val="both"/>
-        <w:rPr>
-          <w:rFonts w:ascii="Times New Roman" w:hAnsi="Times New Roman" w:cs="Times New Roman"/>
-          <w:b/>
-          <w:bCs/>
-          <w:sz w:val="28"/>
-          <w:szCs w:val="28"/>
-        </w:rPr>
-      </w:pPr>
-    </w:p>
-    <w:p>
-      <w:pPr>
-        <w:jc w:val="both"/>
-        <w:rPr>
-          <w:rFonts w:ascii="Times New Roman" w:hAnsi="Times New Roman" w:cs="Times New Roman"/>
-          <w:b/>
-          <w:bCs/>
-          <w:sz w:val="28"/>
-          <w:szCs w:val="28"/>
-        </w:rPr>
-      </w:pPr>
-    </w:p>
-    <w:p>
-      <w:pPr>
-        <w:jc w:val="both"/>
-        <w:rPr>
-          <w:rFonts w:ascii="Times New Roman" w:hAnsi="Times New Roman" w:cs="Times New Roman"/>
-          <w:b/>
-          <w:bCs/>
-          <w:sz w:val="28"/>
-          <w:szCs w:val="28"/>
-        </w:rPr>
-      </w:pPr>
-    </w:p>
-    <w:p>
-      <w:pPr>
-        <w:jc w:val="both"/>
-        <w:rPr>
-          <w:rFonts w:ascii="Times New Roman" w:hAnsi="Times New Roman" w:cs="Times New Roman"/>
-          <w:sz w:val="28"/>
-          <w:szCs w:val="28"/>
-        </w:rPr>
-      </w:pPr>
-      <w:r>
-        <w:rPr>
-          <w:rFonts w:ascii="Times New Roman" w:hAnsi="Times New Roman" w:cs="Times New Roman"/>
-          <w:b/>
-          <w:bCs/>
-          <w:sz w:val="28"/>
-          <w:szCs w:val="28"/>
-        </w:rPr>
-        <w:lastRenderedPageBreak/>
+          <w:sz w:val="28"/>
+          <w:szCs w:val="28"/>
+        </w:rPr>
+      </w:pPr>
+      <w:r>
+        <w:rPr>
+          <w:rFonts w:ascii="Times New Roman" w:hAnsi="Times New Roman" w:cs="Times New Roman"/>
+          <w:b/>
+          <w:bCs/>
+          <w:sz w:val="28"/>
+          <w:szCs w:val="28"/>
+        </w:rPr>
         <w:t>С</w:t>
       </w:r>
       <w:r>
@@ -3318,7 +3929,16 @@
           <w:sz w:val="28"/>
           <w:szCs w:val="28"/>
         </w:rPr>
-        <w:t xml:space="preserve"> Минимальный порог схожести можно установить в </w:t>
+        <w:t xml:space="preserve"> </w:t>
+      </w:r>
+      <w:r>
+        <w:rPr>
+          <w:rFonts w:ascii="Times New Roman" w:hAnsi="Times New Roman" w:cs="Times New Roman"/>
+          <w:sz w:val="28"/>
+          <w:szCs w:val="28"/>
+        </w:rPr>
+        <w:lastRenderedPageBreak/>
+        <w:t xml:space="preserve">Минимальный порог схожести можно установить в </w:t>
       </w:r>
       <w:r>
         <w:rPr>
@@ -4055,189 +4675,6 @@
     </w:p>
     <w:p>
       <w:pPr>
-        <w:jc w:val="center"/>
-        <w:rPr>
-          <w:rFonts w:ascii="Times New Roman" w:hAnsi="Times New Roman" w:cs="Times New Roman"/>
-          <w:b/>
-          <w:bCs/>
-          <w:color w:val="2F5496" w:themeColor="accent1" w:themeShade="BF"/>
-          <w:sz w:val="44"/>
-          <w:szCs w:val="44"/>
-        </w:rPr>
-      </w:pPr>
-    </w:p>
-    <w:p>
-      <w:pPr>
-        <w:jc w:val="center"/>
-        <w:rPr>
-          <w:rFonts w:ascii="Times New Roman" w:hAnsi="Times New Roman" w:cs="Times New Roman"/>
-          <w:b/>
-          <w:bCs/>
-          <w:color w:val="2F5496" w:themeColor="accent1" w:themeShade="BF"/>
-          <w:sz w:val="44"/>
-          <w:szCs w:val="44"/>
-        </w:rPr>
-      </w:pPr>
-    </w:p>
-    <w:p>
-      <w:pPr>
-        <w:jc w:val="center"/>
-        <w:rPr>
-          <w:rFonts w:ascii="Times New Roman" w:hAnsi="Times New Roman" w:cs="Times New Roman"/>
-          <w:b/>
-          <w:bCs/>
-          <w:color w:val="2F5496" w:themeColor="accent1" w:themeShade="BF"/>
-          <w:sz w:val="44"/>
-          <w:szCs w:val="44"/>
-        </w:rPr>
-      </w:pPr>
-    </w:p>
-    <w:p>
-      <w:pPr>
-        <w:jc w:val="center"/>
-        <w:rPr>
-          <w:rFonts w:ascii="Times New Roman" w:hAnsi="Times New Roman" w:cs="Times New Roman"/>
-          <w:b/>
-          <w:bCs/>
-          <w:color w:val="2F5496" w:themeColor="accent1" w:themeShade="BF"/>
-          <w:sz w:val="44"/>
-          <w:szCs w:val="44"/>
-        </w:rPr>
-      </w:pPr>
-    </w:p>
-    <w:p>
-      <w:pPr>
-        <w:jc w:val="center"/>
-        <w:rPr>
-          <w:rFonts w:ascii="Times New Roman" w:hAnsi="Times New Roman" w:cs="Times New Roman"/>
-          <w:b/>
-          <w:bCs/>
-          <w:color w:val="2F5496" w:themeColor="accent1" w:themeShade="BF"/>
-          <w:sz w:val="44"/>
-          <w:szCs w:val="44"/>
-        </w:rPr>
-      </w:pPr>
-    </w:p>
-    <w:p>
-      <w:pPr>
-        <w:jc w:val="center"/>
-        <w:rPr>
-          <w:rFonts w:ascii="Times New Roman" w:hAnsi="Times New Roman" w:cs="Times New Roman"/>
-          <w:b/>
-          <w:bCs/>
-          <w:color w:val="2F5496" w:themeColor="accent1" w:themeShade="BF"/>
-          <w:sz w:val="44"/>
-          <w:szCs w:val="44"/>
-        </w:rPr>
-      </w:pPr>
-    </w:p>
-    <w:p>
-      <w:pPr>
-        <w:jc w:val="center"/>
-        <w:rPr>
-          <w:rFonts w:ascii="Times New Roman" w:hAnsi="Times New Roman" w:cs="Times New Roman"/>
-          <w:b/>
-          <w:bCs/>
-          <w:color w:val="2F5496" w:themeColor="accent1" w:themeShade="BF"/>
-          <w:sz w:val="44"/>
-          <w:szCs w:val="44"/>
-        </w:rPr>
-      </w:pPr>
-    </w:p>
-    <w:p>
-      <w:pPr>
-        <w:jc w:val="center"/>
-        <w:rPr>
-          <w:rFonts w:ascii="Times New Roman" w:hAnsi="Times New Roman" w:cs="Times New Roman"/>
-          <w:b/>
-          <w:bCs/>
-          <w:color w:val="2F5496" w:themeColor="accent1" w:themeShade="BF"/>
-          <w:sz w:val="44"/>
-          <w:szCs w:val="44"/>
-        </w:rPr>
-      </w:pPr>
-    </w:p>
-    <w:p>
-      <w:pPr>
-        <w:jc w:val="center"/>
-        <w:rPr>
-          <w:rFonts w:ascii="Times New Roman" w:hAnsi="Times New Roman" w:cs="Times New Roman"/>
-          <w:b/>
-          <w:bCs/>
-          <w:color w:val="2F5496" w:themeColor="accent1" w:themeShade="BF"/>
-          <w:sz w:val="44"/>
-          <w:szCs w:val="44"/>
-        </w:rPr>
-      </w:pPr>
-    </w:p>
-    <w:p>
-      <w:pPr>
-        <w:jc w:val="center"/>
-        <w:rPr>
-          <w:rFonts w:ascii="Times New Roman" w:hAnsi="Times New Roman" w:cs="Times New Roman"/>
-          <w:b/>
-          <w:bCs/>
-          <w:color w:val="2F5496" w:themeColor="accent1" w:themeShade="BF"/>
-          <w:sz w:val="44"/>
-          <w:szCs w:val="44"/>
-        </w:rPr>
-      </w:pPr>
-    </w:p>
-    <w:p>
-      <w:pPr>
-        <w:jc w:val="center"/>
-        <w:rPr>
-          <w:rFonts w:ascii="Times New Roman" w:hAnsi="Times New Roman" w:cs="Times New Roman"/>
-          <w:b/>
-          <w:bCs/>
-          <w:color w:val="2F5496" w:themeColor="accent1" w:themeShade="BF"/>
-          <w:sz w:val="44"/>
-          <w:szCs w:val="44"/>
-        </w:rPr>
-      </w:pPr>
-    </w:p>
-    <w:p>
-      <w:pPr>
-        <w:jc w:val="center"/>
-        <w:rPr>
-          <w:rFonts w:ascii="Times New Roman" w:hAnsi="Times New Roman" w:cs="Times New Roman"/>
-          <w:b/>
-          <w:bCs/>
-          <w:color w:val="2F5496" w:themeColor="accent1" w:themeShade="BF"/>
-          <w:sz w:val="44"/>
-          <w:szCs w:val="44"/>
-        </w:rPr>
-      </w:pPr>
-    </w:p>
-    <w:p>
-      <w:pPr>
-        <w:jc w:val="center"/>
-        <w:rPr>
-          <w:rFonts w:ascii="Times New Roman" w:hAnsi="Times New Roman" w:cs="Times New Roman"/>
-          <w:b/>
-          <w:bCs/>
-          <w:color w:val="2F5496" w:themeColor="accent1" w:themeShade="BF"/>
-          <w:sz w:val="44"/>
-          <w:szCs w:val="44"/>
-        </w:rPr>
-      </w:pPr>
-    </w:p>
-    <w:p>
-      <w:pPr>
-        <w:jc w:val="center"/>
-        <w:rPr>
-          <w:rFonts w:ascii="Times New Roman" w:hAnsi="Times New Roman" w:cs="Times New Roman"/>
-          <w:b/>
-          <w:bCs/>
-          <w:color w:val="2F5496" w:themeColor="accent1" w:themeShade="BF"/>
-          <w:sz w:val="44"/>
-          <w:szCs w:val="44"/>
-        </w:rPr>
-      </w:pPr>
-    </w:p>
-    <w:p>
-      <w:pPr>
-        <w:jc w:val="center"/>
         <w:rPr>
           <w:rFonts w:ascii="Times New Roman" w:hAnsi="Times New Roman" w:cs="Times New Roman"/>
           <w:b/>
@@ -6865,6 +7302,16 @@
           <w:szCs w:val="28"/>
         </w:rPr>
       </w:pPr>
+    </w:p>
+    <w:p>
+      <w:pPr>
+        <w:jc w:val="both"/>
+        <w:rPr>
+          <w:rFonts w:ascii="Times New Roman" w:hAnsi="Times New Roman" w:cs="Times New Roman"/>
+          <w:sz w:val="28"/>
+          <w:szCs w:val="28"/>
+        </w:rPr>
+      </w:pPr>
       <w:r>
         <w:rPr>
           <w:rFonts w:ascii="Times New Roman" w:hAnsi="Times New Roman" w:cs="Times New Roman"/>
@@ -7881,6 +8328,18 @@
         <w:jc w:val="both"/>
         <w:rPr>
           <w:rFonts w:ascii="Times New Roman" w:hAnsi="Times New Roman" w:cs="Times New Roman"/>
+          <w:b/>
+          <w:bCs/>
+          <w:sz w:val="28"/>
+          <w:szCs w:val="28"/>
+        </w:rPr>
+      </w:pPr>
+    </w:p>
+    <w:p>
+      <w:pPr>
+        <w:jc w:val="both"/>
+        <w:rPr>
+          <w:rFonts w:ascii="Times New Roman" w:hAnsi="Times New Roman" w:cs="Times New Roman"/>
           <w:sz w:val="28"/>
           <w:szCs w:val="28"/>
         </w:rPr>
@@ -8060,6 +8519,18 @@
           </wp:inline>
         </w:drawing>
       </w:r>
+    </w:p>
+    <w:p>
+      <w:pPr>
+        <w:jc w:val="center"/>
+        <w:rPr>
+          <w:rFonts w:ascii="Times New Roman" w:hAnsi="Times New Roman" w:cs="Times New Roman"/>
+          <w:b/>
+          <w:bCs/>
+          <w:sz w:val="44"/>
+          <w:szCs w:val="44"/>
+        </w:rPr>
+      </w:pPr>
     </w:p>
     <w:p>
       <w:pPr>
@@ -12460,6 +12931,18 @@
           <w:rFonts w:ascii="Times New Roman" w:hAnsi="Times New Roman" w:cs="Times New Roman"/>
           <w:b/>
           <w:bCs/>
+          <w:sz w:val="44"/>
+          <w:szCs w:val="44"/>
+        </w:rPr>
+      </w:pPr>
+    </w:p>
+    <w:p>
+      <w:pPr>
+        <w:jc w:val="center"/>
+        <w:rPr>
+          <w:rFonts w:ascii="Times New Roman" w:hAnsi="Times New Roman" w:cs="Times New Roman"/>
+          <w:b/>
+          <w:bCs/>
           <w:color w:val="C00000"/>
           <w:sz w:val="44"/>
           <w:szCs w:val="44"/>
@@ -14436,7 +14919,7 @@
     </w:p>
     <w:sectPr>
       <w:pgSz w:w="11906" w:h="16838"/>
-      <w:pgMar w:top="284" w:right="707" w:bottom="284" w:left="709" w:header="708" w:footer="708" w:gutter="0"/>
+      <w:pgMar w:top="284" w:right="707" w:bottom="0" w:left="709" w:header="708" w:footer="708" w:gutter="0"/>
       <w:cols w:space="708"/>
       <w:docGrid w:linePitch="360"/>
     </w:sectPr>
@@ -14445,7 +14928,7 @@
 </file>
 
 <file path=word/numbering.xml><?xml version="1.0" encoding="utf-8"?>
-<w:numbering xmlns:wpc="http://schemas.microsoft.com/office/word/2010/wordprocessingCanvas" xmlns:cx="http://schemas.microsoft.com/office/drawing/2014/chartex" xmlns:cx1="http://schemas.microsoft.com/office/drawing/2015/9/8/chartex" xmlns:cx2="http://schemas.microsoft.com/office/drawing/2015/10/21/chartex" xmlns:cx3="http://schemas.microsoft.com/office/drawing/2016/5/9/chartex" xmlns:cx4="http://schemas.microsoft.com/office/drawing/2016/5/10/chartex" xmlns:cx5="http://schemas.microsoft.com/office/drawing/2016/5/11/chartex" xmlns:cx6="http://schemas.microsoft.com/office/drawing/2016/5/12/chartex" xmlns:cx7="http://schemas.microsoft.com/office/drawing/2016/5/13/chartex" xmlns:cx8="http://schemas.microsoft.com/office/drawing/2016/5/14/chartex" xmlns:mc="http://schemas.openxmlformats.org/markup-compatibility/2006" xmlns:aink="http://schemas.microsoft.com/office/drawing/2016/ink" xmlns:am3d="http://schemas.microsoft.com/office/drawing/2017/model3d" xmlns:o="urn:schemas-microsoft-com:office:office" xmlns:oel="http://schemas.microsoft.com/office/2019/extlst" xmlns:r="http://schemas.openxmlformats.org/officeDocument/2006/relationships" xmlns:m="http://schemas.openxmlformats.org/officeDocument/2006/math" xmlns:v="urn:schemas-microsoft-com:vml" xmlns:wp14="http://schemas.microsoft.com/office/word/2010/wordprocessingDrawing" xmlns:wp="http://schemas.openxmlformats.org/drawingml/2006/wordprocessingDrawing" xmlns:w10="urn:schemas-microsoft-com:office:word" xmlns:w="http://schemas.openxmlformats.org/wordprocessingml/2006/main" xmlns:w14="http://schemas.microsoft.com/office/word/2010/wordml" xmlns:w15="http://schemas.microsoft.com/office/word/2012/wordml" xmlns:w16cex="http://schemas.microsoft.com/office/word/2018/wordml/cex" xmlns:w16cid="http://schemas.microsoft.com/office/word/2016/wordml/cid" xmlns:w16="http://schemas.microsoft.com/office/word/2018/wordml" xmlns:w16sdtdh="http://schemas.microsoft.com/office/word/2020/wordml/sdtdatahash" xmlns:w16se="http://schemas.microsoft.com/office/word/2015/wordml/symex" xmlns:wpg="http://schemas.microsoft.com/office/word/2010/wordprocessingGroup" xmlns:wpi="http://schemas.microsoft.com/office/word/2010/wordprocessingInk" xmlns:wne="http://schemas.microsoft.com/office/word/2006/wordml" xmlns:wps="http://schemas.microsoft.com/office/word/2010/wordprocessingShape" mc:Ignorable="w14 w15 w16se w16cid w16 w16cex w16sdtdh wp14">
+<w:numbering xmlns:wpc="http://schemas.microsoft.com/office/word/2010/wordprocessingCanvas" xmlns:cx="http://schemas.microsoft.com/office/drawing/2014/chartex" xmlns:cx1="http://schemas.microsoft.com/office/drawing/2015/9/8/chartex" xmlns:cx2="http://schemas.microsoft.com/office/drawing/2015/10/21/chartex" xmlns:cx3="http://schemas.microsoft.com/office/drawing/2016/5/9/chartex" xmlns:cx4="http://schemas.microsoft.com/office/drawing/2016/5/10/chartex" xmlns:cx5="http://schemas.microsoft.com/office/drawing/2016/5/11/chartex" xmlns:cx6="http://schemas.microsoft.com/office/drawing/2016/5/12/chartex" xmlns:cx7="http://schemas.microsoft.com/office/drawing/2016/5/13/chartex" xmlns:cx8="http://schemas.microsoft.com/office/drawing/2016/5/14/chartex" xmlns:mc="http://schemas.openxmlformats.org/markup-compatibility/2006" xmlns:aink="http://schemas.microsoft.com/office/drawing/2016/ink" xmlns:am3d="http://schemas.microsoft.com/office/drawing/2017/model3d" xmlns:o="urn:schemas-microsoft-com:office:office" xmlns:oel="http://schemas.microsoft.com/office/2019/extlst" xmlns:r="http://schemas.openxmlformats.org/officeDocument/2006/relationships" xmlns:m="http://schemas.openxmlformats.org/officeDocument/2006/math" xmlns:v="urn:schemas-microsoft-com:vml" xmlns:wp14="http://schemas.microsoft.com/office/word/2010/wordprocessingDrawing" xmlns:wp="http://schemas.openxmlformats.org/drawingml/2006/wordprocessingDrawing" xmlns:w10="urn:schemas-microsoft-com:office:word" xmlns:w="http://schemas.openxmlformats.org/wordprocessingml/2006/main" xmlns:w14="http://schemas.microsoft.com/office/word/2010/wordml" xmlns:w15="http://schemas.microsoft.com/office/word/2012/wordml" xmlns:w16cex="http://schemas.microsoft.com/office/word/2018/wordml/cex" xmlns:w16cid="http://schemas.microsoft.com/office/word/2016/wordml/cid" xmlns:w16="http://schemas.microsoft.com/office/word/2018/wordml" xmlns:w16du="http://schemas.microsoft.com/office/word/2023/wordml/word16du" xmlns:w16sdtdh="http://schemas.microsoft.com/office/word/2020/wordml/sdtdatahash" xmlns:w16sdtfl="http://schemas.microsoft.com/office/word/2024/wordml/sdtformatlock" xmlns:w16se="http://schemas.microsoft.com/office/word/2015/wordml/symex" xmlns:wpg="http://schemas.microsoft.com/office/word/2010/wordprocessingGroup" xmlns:wpi="http://schemas.microsoft.com/office/word/2010/wordprocessingInk" xmlns:wne="http://schemas.microsoft.com/office/word/2006/wordml" xmlns:wps="http://schemas.microsoft.com/office/word/2010/wordprocessingShape" mc:Ignorable="w14 w15 w16se w16cid w16 w16cex w16sdtdh w16sdtfl w16du wp14">
   <w:abstractNum w:abstractNumId="0" w15:restartNumberingAfterBreak="0">
     <w:nsid w:val="086D608D"/>
     <w:multiLevelType w:val="hybridMultilevel"/>
@@ -15739,7 +16222,7 @@
 </file>
 
 <file path=word/styles.xml><?xml version="1.0" encoding="utf-8"?>
-<w:styles xmlns:mc="http://schemas.openxmlformats.org/markup-compatibility/2006" xmlns:r="http://schemas.openxmlformats.org/officeDocument/2006/relationships" xmlns:w="http://schemas.openxmlformats.org/wordprocessingml/2006/main" xmlns:w14="http://schemas.microsoft.com/office/word/2010/wordml" xmlns:w15="http://schemas.microsoft.com/office/word/2012/wordml" xmlns:w16cex="http://schemas.microsoft.com/office/word/2018/wordml/cex" xmlns:w16cid="http://schemas.microsoft.com/office/word/2016/wordml/cid" xmlns:w16="http://schemas.microsoft.com/office/word/2018/wordml" xmlns:w16sdtdh="http://schemas.microsoft.com/office/word/2020/wordml/sdtdatahash" xmlns:w16se="http://schemas.microsoft.com/office/word/2015/wordml/symex" mc:Ignorable="w14 w15 w16se w16cid w16 w16cex w16sdtdh">
+<w:styles xmlns:mc="http://schemas.openxmlformats.org/markup-compatibility/2006" xmlns:r="http://schemas.openxmlformats.org/officeDocument/2006/relationships" xmlns:w="http://schemas.openxmlformats.org/wordprocessingml/2006/main" xmlns:w14="http://schemas.microsoft.com/office/word/2010/wordml" xmlns:w15="http://schemas.microsoft.com/office/word/2012/wordml" xmlns:w16cex="http://schemas.microsoft.com/office/word/2018/wordml/cex" xmlns:w16cid="http://schemas.microsoft.com/office/word/2016/wordml/cid" xmlns:w16="http://schemas.microsoft.com/office/word/2018/wordml" xmlns:w16du="http://schemas.microsoft.com/office/word/2023/wordml/word16du" xmlns:w16sdtdh="http://schemas.microsoft.com/office/word/2020/wordml/sdtdatahash" xmlns:w16sdtfl="http://schemas.microsoft.com/office/word/2024/wordml/sdtformatlock" xmlns:w16se="http://schemas.microsoft.com/office/word/2015/wordml/symex" mc:Ignorable="w14 w15 w16se w16cid w16 w16cex w16sdtdh w16sdtfl w16du">
   <w:docDefaults>
     <w:rPrDefault>
       <w:rPr>
@@ -16142,7 +16625,6 @@
   <w:style w:type="character" w:default="1" w:styleId="a0">
     <w:name w:val="Default Paragraph Font"/>
     <w:uiPriority w:val="1"/>
-    <w:semiHidden/>
     <w:unhideWhenUsed/>
   </w:style>
   <w:style w:type="table" w:default="1" w:styleId="a1">
@@ -16225,6 +16707,36 @@
     <w:rPr>
       <w:color w:val="954F72" w:themeColor="followedHyperlink"/>
       <w:u w:val="single"/>
+    </w:rPr>
+  </w:style>
+  <w:style w:type="paragraph" w:styleId="HTML">
+    <w:name w:val="HTML Preformatted"/>
+    <w:basedOn w:val="a"/>
+    <w:link w:val="HTML0"/>
+    <w:uiPriority w:val="99"/>
+    <w:semiHidden/>
+    <w:unhideWhenUsed/>
+    <w:rsid w:val="00B94052"/>
+    <w:pPr>
+      <w:spacing w:after="0" w:line="240" w:lineRule="auto"/>
+    </w:pPr>
+    <w:rPr>
+      <w:rFonts w:ascii="Consolas" w:hAnsi="Consolas"/>
+      <w:sz w:val="20"/>
+      <w:szCs w:val="20"/>
+    </w:rPr>
+  </w:style>
+  <w:style w:type="character" w:customStyle="1" w:styleId="HTML0">
+    <w:name w:val="Стандартный HTML Знак"/>
+    <w:basedOn w:val="a0"/>
+    <w:link w:val="HTML"/>
+    <w:uiPriority w:val="99"/>
+    <w:semiHidden/>
+    <w:rsid w:val="00B94052"/>
+    <w:rPr>
+      <w:rFonts w:ascii="Consolas" w:hAnsi="Consolas"/>
+      <w:sz w:val="20"/>
+      <w:szCs w:val="20"/>
     </w:rPr>
   </w:style>
 </w:styles>
